--- a/AI/Notes/Unit-5.docx
+++ b/AI/Notes/Unit-5.docx
@@ -485,7 +485,7 @@
     <w:p>
       <w:r>
         <w:pict w14:anchorId="733F8147">
-          <v:rect id="_x0000_i1031" style="width:0;height:1.5pt" o:hralign="center" o:hrstd="t" o:hr="t" fillcolor="#a0a0a0" stroked="f"/>
+          <v:rect id="_x0000_i1025" style="width:0;height:1.5pt" o:hralign="center" o:hrstd="t" o:hr="t" fillcolor="#a0a0a0" stroked="f"/>
         </w:pict>
       </w:r>
     </w:p>
@@ -594,7 +594,7 @@
       <w:r>
         <w:lastRenderedPageBreak/>
         <w:pict w14:anchorId="593931B5">
-          <v:rect id="_x0000_i2209" style="width:0;height:1.5pt" o:hralign="center" o:hrstd="t" o:hr="t" fillcolor="#a0a0a0" stroked="f"/>
+          <v:rect id="_x0000_i1026" style="width:0;height:1.5pt" o:hralign="center" o:hrstd="t" o:hr="t" fillcolor="#a0a0a0" stroked="f"/>
         </w:pict>
       </w:r>
     </w:p>
@@ -796,7 +796,7 @@
     <w:p>
       <w:r>
         <w:pict w14:anchorId="0234C27A">
-          <v:rect id="_x0000_i2210" style="width:0;height:1.5pt" o:hralign="center" o:hrstd="t" o:hr="t" fillcolor="#a0a0a0" stroked="f"/>
+          <v:rect id="_x0000_i1027" style="width:0;height:1.5pt" o:hralign="center" o:hrstd="t" o:hr="t" fillcolor="#a0a0a0" stroked="f"/>
         </w:pict>
       </w:r>
     </w:p>
@@ -898,7 +898,7 @@
     <w:p>
       <w:r>
         <w:pict w14:anchorId="3D156E01">
-          <v:rect id="_x0000_i2211" style="width:0;height:1.5pt" o:hralign="center" o:hrstd="t" o:hr="t" fillcolor="#a0a0a0" stroked="f"/>
+          <v:rect id="_x0000_i1028" style="width:0;height:1.5pt" o:hralign="center" o:hrstd="t" o:hr="t" fillcolor="#a0a0a0" stroked="f"/>
         </w:pict>
       </w:r>
     </w:p>
@@ -1002,7 +1002,7 @@
     <w:p>
       <w:r>
         <w:pict w14:anchorId="7A29F23B">
-          <v:rect id="_x0000_i2212" style="width:0;height:1.5pt" o:hralign="center" o:hrstd="t" o:hr="t" fillcolor="#a0a0a0" stroked="f"/>
+          <v:rect id="_x0000_i1029" style="width:0;height:1.5pt" o:hralign="center" o:hrstd="t" o:hr="t" fillcolor="#a0a0a0" stroked="f"/>
         </w:pict>
       </w:r>
     </w:p>
@@ -1205,7 +1205,7 @@
     <w:p>
       <w:r>
         <w:pict w14:anchorId="363EB86C">
-          <v:rect id="_x0000_i2213" style="width:0;height:1.5pt" o:hralign="center" o:hrstd="t" o:hr="t" fillcolor="#a0a0a0" stroked="f"/>
+          <v:rect id="_x0000_i1030" style="width:0;height:1.5pt" o:hralign="center" o:hrstd="t" o:hr="t" fillcolor="#a0a0a0" stroked="f"/>
         </w:pict>
       </w:r>
     </w:p>
@@ -1286,7 +1286,7 @@
     <w:p>
       <w:r>
         <w:pict w14:anchorId="1F35CBCC">
-          <v:rect id="_x0000_i2214" style="width:0;height:1.5pt" o:hralign="center" o:hrstd="t" o:hr="t" fillcolor="#a0a0a0" stroked="f"/>
+          <v:rect id="_x0000_i1031" style="width:0;height:1.5pt" o:hralign="center" o:hrstd="t" o:hr="t" fillcolor="#a0a0a0" stroked="f"/>
         </w:pict>
       </w:r>
     </w:p>
@@ -1353,7 +1353,7 @@
     <w:p>
       <w:r>
         <w:pict w14:anchorId="6DD80C4D">
-          <v:rect id="_x0000_i2215" style="width:0;height:1.5pt" o:hralign="center" o:hrstd="t" o:hr="t" fillcolor="#a0a0a0" stroked="f"/>
+          <v:rect id="_x0000_i1032" style="width:0;height:1.5pt" o:hralign="center" o:hrstd="t" o:hr="t" fillcolor="#a0a0a0" stroked="f"/>
         </w:pict>
       </w:r>
     </w:p>
@@ -1555,7 +1555,7 @@
     <w:p>
       <w:r>
         <w:pict w14:anchorId="145CD2D9">
-          <v:rect id="_x0000_i2216" style="width:0;height:1.5pt" o:hralign="center" o:hrstd="t" o:hr="t" fillcolor="#a0a0a0" stroked="f"/>
+          <v:rect id="_x0000_i1033" style="width:0;height:1.5pt" o:hralign="center" o:hrstd="t" o:hr="t" fillcolor="#a0a0a0" stroked="f"/>
         </w:pict>
       </w:r>
     </w:p>
@@ -1620,7 +1620,7 @@
       <w:r>
         <w:lastRenderedPageBreak/>
         <w:pict w14:anchorId="48117F76">
-          <v:rect id="_x0000_i2217" style="width:0;height:1.5pt" o:hralign="center" o:hrstd="t" o:hr="t" fillcolor="#a0a0a0" stroked="f"/>
+          <v:rect id="_x0000_i1034" style="width:0;height:1.5pt" o:hralign="center" o:hrstd="t" o:hr="t" fillcolor="#a0a0a0" stroked="f"/>
         </w:pict>
       </w:r>
     </w:p>
@@ -1712,7 +1712,7 @@
     <w:p>
       <w:r>
         <w:pict w14:anchorId="6253A749">
-          <v:rect id="_x0000_i2218" style="width:0;height:1.5pt" o:hralign="center" o:hrstd="t" o:hr="t" fillcolor="#a0a0a0" stroked="f"/>
+          <v:rect id="_x0000_i1035" style="width:0;height:1.5pt" o:hralign="center" o:hrstd="t" o:hr="t" fillcolor="#a0a0a0" stroked="f"/>
         </w:pict>
       </w:r>
     </w:p>
@@ -1739,7 +1739,7 @@
     <w:p>
       <w:r>
         <w:pict w14:anchorId="3E45780E">
-          <v:rect id="_x0000_i2219" style="width:0;height:1.5pt" o:hralign="center" o:hrstd="t" o:hr="t" fillcolor="#a0a0a0" stroked="f"/>
+          <v:rect id="_x0000_i1036" style="width:0;height:1.5pt" o:hralign="center" o:hrstd="t" o:hr="t" fillcolor="#a0a0a0" stroked="f"/>
         </w:pict>
       </w:r>
     </w:p>
@@ -1818,7 +1818,7 @@
     <w:p>
       <w:r>
         <w:pict w14:anchorId="0A1B9771">
-          <v:rect id="_x0000_i2220" style="width:0;height:1.5pt" o:hralign="center" o:hrstd="t" o:hr="t" fillcolor="#a0a0a0" stroked="f"/>
+          <v:rect id="_x0000_i1037" style="width:0;height:1.5pt" o:hralign="center" o:hrstd="t" o:hr="t" fillcolor="#a0a0a0" stroked="f"/>
         </w:pict>
       </w:r>
     </w:p>
@@ -1856,7 +1856,7 @@
     <w:p>
       <w:r>
         <w:pict w14:anchorId="5F8D822C">
-          <v:rect id="_x0000_i2221" style="width:0;height:1.5pt" o:hralign="center" o:hrstd="t" o:hr="t" fillcolor="#a0a0a0" stroked="f"/>
+          <v:rect id="_x0000_i1038" style="width:0;height:1.5pt" o:hralign="center" o:hrstd="t" o:hr="t" fillcolor="#a0a0a0" stroked="f"/>
         </w:pict>
       </w:r>
     </w:p>
@@ -1897,7 +1897,7 @@
     <w:p>
       <w:r>
         <w:pict w14:anchorId="52C7ADB2">
-          <v:rect id="_x0000_i2222" style="width:0;height:1.5pt" o:hralign="center" o:hrstd="t" o:hr="t" fillcolor="#a0a0a0" stroked="f"/>
+          <v:rect id="_x0000_i1039" style="width:0;height:1.5pt" o:hralign="center" o:hrstd="t" o:hr="t" fillcolor="#a0a0a0" stroked="f"/>
         </w:pict>
       </w:r>
     </w:p>
@@ -2068,7 +2068,7 @@
     <w:p>
       <w:r>
         <w:pict w14:anchorId="515F6C17">
-          <v:rect id="_x0000_i2223" style="width:0;height:1.5pt" o:hralign="center" o:hrstd="t" o:hr="t" fillcolor="#a0a0a0" stroked="f"/>
+          <v:rect id="_x0000_i1040" style="width:0;height:1.5pt" o:hralign="center" o:hrstd="t" o:hr="t" fillcolor="#a0a0a0" stroked="f"/>
         </w:pict>
       </w:r>
     </w:p>
@@ -2157,7 +2157,7 @@
     <w:p>
       <w:r>
         <w:pict w14:anchorId="54C293CF">
-          <v:rect id="_x0000_i2224" style="width:0;height:1.5pt" o:hralign="center" o:hrstd="t" o:hr="t" fillcolor="#a0a0a0" stroked="f"/>
+          <v:rect id="_x0000_i1041" style="width:0;height:1.5pt" o:hralign="center" o:hrstd="t" o:hr="t" fillcolor="#a0a0a0" stroked="f"/>
         </w:pict>
       </w:r>
     </w:p>
@@ -2195,7 +2195,7 @@
     <w:p>
       <w:r>
         <w:pict w14:anchorId="47AD43CA">
-          <v:rect id="_x0000_i2225" style="width:0;height:1.5pt" o:hralign="center" o:hrstd="t" o:hr="t" fillcolor="#a0a0a0" stroked="f"/>
+          <v:rect id="_x0000_i1042" style="width:0;height:1.5pt" o:hralign="center" o:hrstd="t" o:hr="t" fillcolor="#a0a0a0" stroked="f"/>
         </w:pict>
       </w:r>
     </w:p>
@@ -2365,7 +2365,7 @@
     <w:p>
       <w:r>
         <w:pict w14:anchorId="5D0E832F">
-          <v:rect id="_x0000_i2226" style="width:0;height:1.5pt" o:hralign="center" o:hrstd="t" o:hr="t" fillcolor="#a0a0a0" stroked="f"/>
+          <v:rect id="_x0000_i1043" style="width:0;height:1.5pt" o:hralign="center" o:hrstd="t" o:hr="t" fillcolor="#a0a0a0" stroked="f"/>
         </w:pict>
       </w:r>
     </w:p>
@@ -2643,7 +2643,7 @@
     <w:p>
       <w:r>
         <w:pict w14:anchorId="10CB8402">
-          <v:rect id="_x0000_i2227" style="width:0;height:1.5pt" o:hralign="center" o:hrstd="t" o:hr="t" fillcolor="#a0a0a0" stroked="f"/>
+          <v:rect id="_x0000_i1044" style="width:0;height:1.5pt" o:hralign="center" o:hrstd="t" o:hr="t" fillcolor="#a0a0a0" stroked="f"/>
         </w:pict>
       </w:r>
     </w:p>
@@ -2724,7 +2724,7 @@
     <w:p>
       <w:r>
         <w:pict w14:anchorId="6A9403B6">
-          <v:rect id="_x0000_i2228" style="width:0;height:1.5pt" o:hralign="center" o:hrstd="t" o:hr="t" fillcolor="#a0a0a0" stroked="f"/>
+          <v:rect id="_x0000_i1045" style="width:0;height:1.5pt" o:hralign="center" o:hrstd="t" o:hr="t" fillcolor="#a0a0a0" stroked="f"/>
         </w:pict>
       </w:r>
     </w:p>
@@ -2931,7 +2931,7 @@
     <w:p>
       <w:r>
         <w:pict w14:anchorId="4B5F45CB">
-          <v:rect id="_x0000_i2229" style="width:0;height:1.5pt" o:hralign="center" o:hrstd="t" o:hr="t" fillcolor="#a0a0a0" stroked="f"/>
+          <v:rect id="_x0000_i1046" style="width:0;height:1.5pt" o:hralign="center" o:hrstd="t" o:hr="t" fillcolor="#a0a0a0" stroked="f"/>
         </w:pict>
       </w:r>
     </w:p>
@@ -3139,7 +3139,7 @@
     <w:p>
       <w:r>
         <w:pict w14:anchorId="21054D12">
-          <v:rect id="_x0000_i2230" style="width:0;height:1.5pt" o:hralign="center" o:hrstd="t" o:hr="t" fillcolor="#a0a0a0" stroked="f"/>
+          <v:rect id="_x0000_i1047" style="width:0;height:1.5pt" o:hralign="center" o:hrstd="t" o:hr="t" fillcolor="#a0a0a0" stroked="f"/>
         </w:pict>
       </w:r>
     </w:p>
@@ -3340,7 +3340,7 @@
       <w:r>
         <w:lastRenderedPageBreak/>
         <w:pict w14:anchorId="636A7A96">
-          <v:rect id="_x0000_i2231" style="width:0;height:1.5pt" o:hralign="center" o:hrstd="t" o:hr="t" fillcolor="#a0a0a0" stroked="f"/>
+          <v:rect id="_x0000_i1048" style="width:0;height:1.5pt" o:hralign="center" o:hrstd="t" o:hr="t" fillcolor="#a0a0a0" stroked="f"/>
         </w:pict>
       </w:r>
     </w:p>
@@ -3542,7 +3542,7 @@
     <w:p>
       <w:r>
         <w:pict w14:anchorId="06EDBE89">
-          <v:rect id="_x0000_i2232" style="width:0;height:1.5pt" o:hralign="center" o:hrstd="t" o:hr="t" fillcolor="#a0a0a0" stroked="f"/>
+          <v:rect id="_x0000_i1049" style="width:0;height:1.5pt" o:hralign="center" o:hrstd="t" o:hr="t" fillcolor="#a0a0a0" stroked="f"/>
         </w:pict>
       </w:r>
     </w:p>
@@ -3759,7 +3759,7 @@
     <w:p>
       <w:r>
         <w:pict w14:anchorId="69B352C7">
-          <v:rect id="_x0000_i2233" style="width:0;height:1.5pt" o:hralign="center" o:hrstd="t" o:hr="t" fillcolor="#a0a0a0" stroked="f"/>
+          <v:rect id="_x0000_i1050" style="width:0;height:1.5pt" o:hralign="center" o:hrstd="t" o:hr="t" fillcolor="#a0a0a0" stroked="f"/>
         </w:pict>
       </w:r>
     </w:p>
@@ -3954,7 +3954,7 @@
     <w:p>
       <w:r>
         <w:pict w14:anchorId="1F7B814C">
-          <v:rect id="_x0000_i2234" style="width:0;height:1.5pt" o:hralign="center" o:hrstd="t" o:hr="t" fillcolor="#a0a0a0" stroked="f"/>
+          <v:rect id="_x0000_i1051" style="width:0;height:1.5pt" o:hralign="center" o:hrstd="t" o:hr="t" fillcolor="#a0a0a0" stroked="f"/>
         </w:pict>
       </w:r>
     </w:p>
@@ -4156,7 +4156,7 @@
     <w:p>
       <w:r>
         <w:pict w14:anchorId="601C14C1">
-          <v:rect id="_x0000_i2235" style="width:0;height:1.5pt" o:hralign="center" o:hrstd="t" o:hr="t" fillcolor="#a0a0a0" stroked="f"/>
+          <v:rect id="_x0000_i1052" style="width:0;height:1.5pt" o:hralign="center" o:hrstd="t" o:hr="t" fillcolor="#a0a0a0" stroked="f"/>
         </w:pict>
       </w:r>
     </w:p>
@@ -4228,7 +4228,7 @@
     <w:p>
       <w:r>
         <w:pict w14:anchorId="30550947">
-          <v:rect id="_x0000_i2236" style="width:0;height:1.5pt" o:hralign="center" o:hrstd="t" o:hr="t" fillcolor="#a0a0a0" stroked="f"/>
+          <v:rect id="_x0000_i1053" style="width:0;height:1.5pt" o:hralign="center" o:hrstd="t" o:hr="t" fillcolor="#a0a0a0" stroked="f"/>
         </w:pict>
       </w:r>
     </w:p>
@@ -4279,7 +4279,7 @@
     <w:p>
       <w:r>
         <w:pict w14:anchorId="4951C87A">
-          <v:rect id="_x0000_i2237" style="width:0;height:1.5pt" o:hralign="center" o:hrstd="t" o:hr="t" fillcolor="#a0a0a0" stroked="f"/>
+          <v:rect id="_x0000_i1054" style="width:0;height:1.5pt" o:hralign="center" o:hrstd="t" o:hr="t" fillcolor="#a0a0a0" stroked="f"/>
         </w:pict>
       </w:r>
     </w:p>
@@ -4464,7 +4464,7 @@
     <w:p>
       <w:r>
         <w:pict w14:anchorId="6184C86F">
-          <v:rect id="_x0000_i2238" style="width:0;height:1.5pt" o:hralign="center" o:hrstd="t" o:hr="t" fillcolor="#a0a0a0" stroked="f"/>
+          <v:rect id="_x0000_i1055" style="width:0;height:1.5pt" o:hralign="center" o:hrstd="t" o:hr="t" fillcolor="#a0a0a0" stroked="f"/>
         </w:pict>
       </w:r>
     </w:p>
@@ -4748,7 +4748,7 @@
     <w:p>
       <w:r>
         <w:pict w14:anchorId="3E0A3B8B">
-          <v:rect id="_x0000_i2239" style="width:0;height:1.5pt" o:hralign="center" o:hrstd="t" o:hr="t" fillcolor="#a0a0a0" stroked="f"/>
+          <v:rect id="_x0000_i1056" style="width:0;height:1.5pt" o:hralign="center" o:hrstd="t" o:hr="t" fillcolor="#a0a0a0" stroked="f"/>
         </w:pict>
       </w:r>
     </w:p>
@@ -4826,7 +4826,7 @@
     <w:p>
       <w:r>
         <w:pict w14:anchorId="299B0895">
-          <v:rect id="_x0000_i2240" style="width:0;height:1.5pt" o:hralign="center" o:hrstd="t" o:hr="t" fillcolor="#a0a0a0" stroked="f"/>
+          <v:rect id="_x0000_i1057" style="width:0;height:1.5pt" o:hralign="center" o:hrstd="t" o:hr="t" fillcolor="#a0a0a0" stroked="f"/>
         </w:pict>
       </w:r>
     </w:p>
@@ -4859,7 +4859,7 @@
     <w:p>
       <w:r>
         <w:pict w14:anchorId="3BA501BD">
-          <v:rect id="_x0000_i2241" style="width:0;height:1.5pt" o:hralign="center" o:hrstd="t" o:hr="t" fillcolor="#a0a0a0" stroked="f"/>
+          <v:rect id="_x0000_i1058" style="width:0;height:1.5pt" o:hralign="center" o:hrstd="t" o:hr="t" fillcolor="#a0a0a0" stroked="f"/>
         </w:pict>
       </w:r>
     </w:p>
@@ -4897,7 +4897,7 @@
     <w:p>
       <w:r>
         <w:pict w14:anchorId="44407FAF">
-          <v:rect id="_x0000_i2242" style="width:0;height:1.5pt" o:hralign="center" o:hrstd="t" o:hr="t" fillcolor="#a0a0a0" stroked="f"/>
+          <v:rect id="_x0000_i1059" style="width:0;height:1.5pt" o:hralign="center" o:hrstd="t" o:hr="t" fillcolor="#a0a0a0" stroked="f"/>
         </w:pict>
       </w:r>
     </w:p>
@@ -5115,7 +5115,7 @@
     <w:p>
       <w:r>
         <w:pict w14:anchorId="796F361C">
-          <v:rect id="_x0000_i2243" style="width:0;height:1.5pt" o:hralign="center" o:hrstd="t" o:hr="t" fillcolor="#a0a0a0" stroked="f"/>
+          <v:rect id="_x0000_i1060" style="width:0;height:1.5pt" o:hralign="center" o:hrstd="t" o:hr="t" fillcolor="#a0a0a0" stroked="f"/>
         </w:pict>
       </w:r>
     </w:p>
@@ -5201,7 +5201,7 @@
       <w:r>
         <w:lastRenderedPageBreak/>
         <w:pict w14:anchorId="3A7BD2B3">
-          <v:rect id="_x0000_i2244" style="width:0;height:1.5pt" o:hralign="center" o:hrstd="t" o:hr="t" fillcolor="#a0a0a0" stroked="f"/>
+          <v:rect id="_x0000_i1061" style="width:0;height:1.5pt" o:hralign="center" o:hrstd="t" o:hr="t" fillcolor="#a0a0a0" stroked="f"/>
         </w:pict>
       </w:r>
     </w:p>
@@ -5289,7 +5289,7 @@
     <w:p>
       <w:r>
         <w:pict w14:anchorId="3B4EE0B0">
-          <v:rect id="_x0000_i2245" style="width:0;height:1.5pt" o:hralign="center" o:hrstd="t" o:hr="t" fillcolor="#a0a0a0" stroked="f"/>
+          <v:rect id="_x0000_i1062" style="width:0;height:1.5pt" o:hralign="center" o:hrstd="t" o:hr="t" fillcolor="#a0a0a0" stroked="f"/>
         </w:pict>
       </w:r>
     </w:p>
@@ -5339,7 +5339,7 @@
     <w:p>
       <w:r>
         <w:pict w14:anchorId="5C0E9A99">
-          <v:rect id="_x0000_i2246" style="width:0;height:1.5pt" o:hralign="center" o:hrstd="t" o:hr="t" fillcolor="#a0a0a0" stroked="f"/>
+          <v:rect id="_x0000_i1063" style="width:0;height:1.5pt" o:hralign="center" o:hrstd="t" o:hr="t" fillcolor="#a0a0a0" stroked="f"/>
         </w:pict>
       </w:r>
     </w:p>
@@ -5399,7 +5399,7 @@
     <w:p>
       <w:r>
         <w:pict w14:anchorId="374DD78B">
-          <v:rect id="_x0000_i2247" style="width:0;height:1.5pt" o:hralign="center" o:hrstd="t" o:hr="t" fillcolor="#a0a0a0" stroked="f"/>
+          <v:rect id="_x0000_i1064" style="width:0;height:1.5pt" o:hralign="center" o:hrstd="t" o:hr="t" fillcolor="#a0a0a0" stroked="f"/>
         </w:pict>
       </w:r>
     </w:p>
@@ -5446,7 +5446,7 @@
     <w:p>
       <w:r>
         <w:pict w14:anchorId="4052C1EB">
-          <v:rect id="_x0000_i2248" style="width:0;height:1.5pt" o:hralign="center" o:hrstd="t" o:hr="t" fillcolor="#a0a0a0" stroked="f"/>
+          <v:rect id="_x0000_i1065" style="width:0;height:1.5pt" o:hralign="center" o:hrstd="t" o:hr="t" fillcolor="#a0a0a0" stroked="f"/>
         </w:pict>
       </w:r>
     </w:p>
@@ -5505,7 +5505,7 @@
     <w:p>
       <w:r>
         <w:pict w14:anchorId="41E626B8">
-          <v:rect id="_x0000_i2249" style="width:0;height:1.5pt" o:hralign="center" o:hrstd="t" o:hr="t" fillcolor="#a0a0a0" stroked="f"/>
+          <v:rect id="_x0000_i1066" style="width:0;height:1.5pt" o:hralign="center" o:hrstd="t" o:hr="t" fillcolor="#a0a0a0" stroked="f"/>
         </w:pict>
       </w:r>
     </w:p>
@@ -5588,7 +5588,7 @@
     <w:p>
       <w:r>
         <w:pict w14:anchorId="35682C39">
-          <v:rect id="_x0000_i2250" style="width:0;height:1.5pt" o:hralign="center" o:hrstd="t" o:hr="t" fillcolor="#a0a0a0" stroked="f"/>
+          <v:rect id="_x0000_i1067" style="width:0;height:1.5pt" o:hralign="center" o:hrstd="t" o:hr="t" fillcolor="#a0a0a0" stroked="f"/>
         </w:pict>
       </w:r>
     </w:p>
@@ -5673,7 +5673,7 @@
     <w:p>
       <w:r>
         <w:pict w14:anchorId="78755634">
-          <v:rect id="_x0000_i2251" style="width:0;height:1.5pt" o:hralign="center" o:hrstd="t" o:hr="t" fillcolor="#a0a0a0" stroked="f"/>
+          <v:rect id="_x0000_i1068" style="width:0;height:1.5pt" o:hralign="center" o:hrstd="t" o:hr="t" fillcolor="#a0a0a0" stroked="f"/>
         </w:pict>
       </w:r>
     </w:p>
@@ -5720,7 +5720,7 @@
     <w:p>
       <w:r>
         <w:pict w14:anchorId="4878FE61">
-          <v:rect id="_x0000_i2252" style="width:0;height:1.5pt" o:hralign="center" o:hrstd="t" o:hr="t" fillcolor="#a0a0a0" stroked="f"/>
+          <v:rect id="_x0000_i1069" style="width:0;height:1.5pt" o:hralign="center" o:hrstd="t" o:hr="t" fillcolor="#a0a0a0" stroked="f"/>
         </w:pict>
       </w:r>
     </w:p>
@@ -5778,7 +5778,7 @@
     <w:p>
       <w:r>
         <w:pict w14:anchorId="64C3A1E2">
-          <v:rect id="_x0000_i2253" style="width:0;height:1.5pt" o:hralign="center" o:hrstd="t" o:hr="t" fillcolor="#a0a0a0" stroked="f"/>
+          <v:rect id="_x0000_i1070" style="width:0;height:1.5pt" o:hralign="center" o:hrstd="t" o:hr="t" fillcolor="#a0a0a0" stroked="f"/>
         </w:pict>
       </w:r>
     </w:p>
@@ -5874,7 +5874,7 @@
     <w:p>
       <w:r>
         <w:pict w14:anchorId="4026425A">
-          <v:rect id="_x0000_i2254" style="width:0;height:1.5pt" o:hralign="center" o:hrstd="t" o:hr="t" fillcolor="#a0a0a0" stroked="f"/>
+          <v:rect id="_x0000_i1071" style="width:0;height:1.5pt" o:hralign="center" o:hrstd="t" o:hr="t" fillcolor="#a0a0a0" stroked="f"/>
         </w:pict>
       </w:r>
     </w:p>
@@ -5943,7 +5943,7 @@
     <w:p>
       <w:r>
         <w:pict w14:anchorId="16CC5C13">
-          <v:rect id="_x0000_i2255" style="width:0;height:1.5pt" o:hralign="center" o:hrstd="t" o:hr="t" fillcolor="#a0a0a0" stroked="f"/>
+          <v:rect id="_x0000_i1072" style="width:0;height:1.5pt" o:hralign="center" o:hrstd="t" o:hr="t" fillcolor="#a0a0a0" stroked="f"/>
         </w:pict>
       </w:r>
     </w:p>
@@ -6025,7 +6025,7 @@
     <w:p>
       <w:r>
         <w:pict w14:anchorId="38F51587">
-          <v:rect id="_x0000_i2256" style="width:0;height:1.5pt" o:hralign="center" o:hrstd="t" o:hr="t" fillcolor="#a0a0a0" stroked="f"/>
+          <v:rect id="_x0000_i1073" style="width:0;height:1.5pt" o:hralign="center" o:hrstd="t" o:hr="t" fillcolor="#a0a0a0" stroked="f"/>
         </w:pict>
       </w:r>
     </w:p>
@@ -6109,7 +6109,7 @@
     <w:p>
       <w:r>
         <w:pict w14:anchorId="2D47A09B">
-          <v:rect id="_x0000_i2257" style="width:0;height:1.5pt" o:hralign="center" o:hrstd="t" o:hr="t" fillcolor="#a0a0a0" stroked="f"/>
+          <v:rect id="_x0000_i1074" style="width:0;height:1.5pt" o:hralign="center" o:hrstd="t" o:hr="t" fillcolor="#a0a0a0" stroked="f"/>
         </w:pict>
       </w:r>
     </w:p>
@@ -6316,7 +6316,7 @@
     <w:p>
       <w:r>
         <w:pict w14:anchorId="2FE91581">
-          <v:rect id="_x0000_i2258" style="width:0;height:1.5pt" o:hralign="center" o:hrstd="t" o:hr="t" fillcolor="#a0a0a0" stroked="f"/>
+          <v:rect id="_x0000_i1075" style="width:0;height:1.5pt" o:hralign="center" o:hrstd="t" o:hr="t" fillcolor="#a0a0a0" stroked="f"/>
         </w:pict>
       </w:r>
     </w:p>
@@ -6519,7 +6519,7 @@
     <w:p>
       <w:r>
         <w:pict w14:anchorId="1BEABC60">
-          <v:rect id="_x0000_i2259" style="width:0;height:1.5pt" o:hralign="center" o:hrstd="t" o:hr="t" fillcolor="#a0a0a0" stroked="f"/>
+          <v:rect id="_x0000_i1076" style="width:0;height:1.5pt" o:hralign="center" o:hrstd="t" o:hr="t" fillcolor="#a0a0a0" stroked="f"/>
         </w:pict>
       </w:r>
     </w:p>
@@ -6736,7 +6736,7 @@
     <w:p>
       <w:r>
         <w:pict w14:anchorId="17495F6E">
-          <v:rect id="_x0000_i2260" style="width:0;height:1.5pt" o:hralign="center" o:hrstd="t" o:hr="t" fillcolor="#a0a0a0" stroked="f"/>
+          <v:rect id="_x0000_i1077" style="width:0;height:1.5pt" o:hralign="center" o:hrstd="t" o:hr="t" fillcolor="#a0a0a0" stroked="f"/>
         </w:pict>
       </w:r>
     </w:p>
@@ -6874,7 +6874,7 @@
     <w:p>
       <w:r>
         <w:pict w14:anchorId="74DECD68">
-          <v:rect id="_x0000_i2261" style="width:0;height:1.5pt" o:hralign="center" o:hrstd="t" o:hr="t" fillcolor="#a0a0a0" stroked="f"/>
+          <v:rect id="_x0000_i1078" style="width:0;height:1.5pt" o:hralign="center" o:hrstd="t" o:hr="t" fillcolor="#a0a0a0" stroked="f"/>
         </w:pict>
       </w:r>
     </w:p>
@@ -7077,7 +7077,7 @@
       <w:r>
         <w:lastRenderedPageBreak/>
         <w:pict w14:anchorId="227B15CE">
-          <v:rect id="_x0000_i2262" style="width:0;height:1.5pt" o:hralign="center" o:hrstd="t" o:hr="t" fillcolor="#a0a0a0" stroked="f"/>
+          <v:rect id="_x0000_i1079" style="width:0;height:1.5pt" o:hralign="center" o:hrstd="t" o:hr="t" fillcolor="#a0a0a0" stroked="f"/>
         </w:pict>
       </w:r>
     </w:p>
@@ -7294,7 +7294,7 @@
     <w:p>
       <w:r>
         <w:pict w14:anchorId="67003F99">
-          <v:rect id="_x0000_i2263" style="width:0;height:1.5pt" o:hralign="center" o:hrstd="t" o:hr="t" fillcolor="#a0a0a0" stroked="f"/>
+          <v:rect id="_x0000_i1080" style="width:0;height:1.5pt" o:hralign="center" o:hrstd="t" o:hr="t" fillcolor="#a0a0a0" stroked="f"/>
         </w:pict>
       </w:r>
     </w:p>
@@ -7496,7 +7496,7 @@
     <w:p>
       <w:r>
         <w:pict w14:anchorId="0F94C087">
-          <v:rect id="_x0000_i2264" style="width:0;height:1.5pt" o:hralign="center" o:hrstd="t" o:hr="t" fillcolor="#a0a0a0" stroked="f"/>
+          <v:rect id="_x0000_i1081" style="width:0;height:1.5pt" o:hralign="center" o:hrstd="t" o:hr="t" fillcolor="#a0a0a0" stroked="f"/>
         </w:pict>
       </w:r>
     </w:p>
@@ -7575,7 +7575,7 @@
     <w:p>
       <w:r>
         <w:pict w14:anchorId="58AABCC1">
-          <v:rect id="_x0000_i2265" style="width:0;height:1.5pt" o:hralign="center" o:hrstd="t" o:hr="t" fillcolor="#a0a0a0" stroked="f"/>
+          <v:rect id="_x0000_i1082" style="width:0;height:1.5pt" o:hralign="center" o:hrstd="t" o:hr="t" fillcolor="#a0a0a0" stroked="f"/>
         </w:pict>
       </w:r>
     </w:p>
@@ -7617,7 +7617,7 @@
     <w:p>
       <w:r>
         <w:pict w14:anchorId="29181D6B">
-          <v:rect id="_x0000_i2266" style="width:0;height:1.5pt" o:hralign="center" o:hrstd="t" o:hr="t" fillcolor="#a0a0a0" stroked="f"/>
+          <v:rect id="_x0000_i1083" style="width:0;height:1.5pt" o:hralign="center" o:hrstd="t" o:hr="t" fillcolor="#a0a0a0" stroked="f"/>
         </w:pict>
       </w:r>
     </w:p>
@@ -7682,7 +7682,7 @@
       <w:r>
         <w:lastRenderedPageBreak/>
         <w:pict w14:anchorId="1D2D5B87">
-          <v:rect id="_x0000_i2267" style="width:0;height:1.5pt" o:hralign="center" o:hrstd="t" o:hr="t" fillcolor="#a0a0a0" stroked="f"/>
+          <v:rect id="_x0000_i1084" style="width:0;height:1.5pt" o:hralign="center" o:hrstd="t" o:hr="t" fillcolor="#a0a0a0" stroked="f"/>
         </w:pict>
       </w:r>
     </w:p>
@@ -7736,7 +7736,7 @@
     <w:p>
       <w:r>
         <w:pict w14:anchorId="701D12B9">
-          <v:rect id="_x0000_i2268" style="width:0;height:1.5pt" o:hralign="center" o:hrstd="t" o:hr="t" fillcolor="#a0a0a0" stroked="f"/>
+          <v:rect id="_x0000_i1085" style="width:0;height:1.5pt" o:hralign="center" o:hrstd="t" o:hr="t" fillcolor="#a0a0a0" stroked="f"/>
         </w:pict>
       </w:r>
     </w:p>
@@ -7794,7 +7794,7 @@
     <w:p>
       <w:r>
         <w:pict w14:anchorId="26642464">
-          <v:rect id="_x0000_i2269" style="width:0;height:1.5pt" o:hralign="center" o:hrstd="t" o:hr="t" fillcolor="#a0a0a0" stroked="f"/>
+          <v:rect id="_x0000_i1086" style="width:0;height:1.5pt" o:hralign="center" o:hrstd="t" o:hr="t" fillcolor="#a0a0a0" stroked="f"/>
         </w:pict>
       </w:r>
     </w:p>
@@ -7857,7 +7857,7 @@
     <w:p>
       <w:r>
         <w:pict w14:anchorId="6AD4DA6E">
-          <v:rect id="_x0000_i2270" style="width:0;height:1.5pt" o:hralign="center" o:hrstd="t" o:hr="t" fillcolor="#a0a0a0" stroked="f"/>
+          <v:rect id="_x0000_i1087" style="width:0;height:1.5pt" o:hralign="center" o:hrstd="t" o:hr="t" fillcolor="#a0a0a0" stroked="f"/>
         </w:pict>
       </w:r>
     </w:p>
@@ -7926,7 +7926,7 @@
     <w:p>
       <w:r>
         <w:pict w14:anchorId="02CCA075">
-          <v:rect id="_x0000_i2271" style="width:0;height:1.5pt" o:hralign="center" o:hrstd="t" o:hr="t" fillcolor="#a0a0a0" stroked="f"/>
+          <v:rect id="_x0000_i1088" style="width:0;height:1.5pt" o:hralign="center" o:hrstd="t" o:hr="t" fillcolor="#a0a0a0" stroked="f"/>
         </w:pict>
       </w:r>
     </w:p>
@@ -7989,7 +7989,7 @@
     <w:p>
       <w:r>
         <w:pict w14:anchorId="7F344A98">
-          <v:rect id="_x0000_i2272" style="width:0;height:1.5pt" o:hralign="center" o:hrstd="t" o:hr="t" fillcolor="#a0a0a0" stroked="f"/>
+          <v:rect id="_x0000_i1089" style="width:0;height:1.5pt" o:hralign="center" o:hrstd="t" o:hr="t" fillcolor="#a0a0a0" stroked="f"/>
         </w:pict>
       </w:r>
     </w:p>
@@ -8052,7 +8052,7 @@
     <w:p>
       <w:r>
         <w:pict w14:anchorId="141E9BDD">
-          <v:rect id="_x0000_i2273" style="width:0;height:1.5pt" o:hralign="center" o:hrstd="t" o:hr="t" fillcolor="#a0a0a0" stroked="f"/>
+          <v:rect id="_x0000_i1090" style="width:0;height:1.5pt" o:hralign="center" o:hrstd="t" o:hr="t" fillcolor="#a0a0a0" stroked="f"/>
         </w:pict>
       </w:r>
     </w:p>
@@ -8138,7 +8138,7 @@
     <w:p>
       <w:r>
         <w:pict w14:anchorId="754E3464">
-          <v:rect id="_x0000_i2274" style="width:0;height:1.5pt" o:hralign="center" o:hrstd="t" o:hr="t" fillcolor="#a0a0a0" stroked="f"/>
+          <v:rect id="_x0000_i1091" style="width:0;height:1.5pt" o:hralign="center" o:hrstd="t" o:hr="t" fillcolor="#a0a0a0" stroked="f"/>
         </w:pict>
       </w:r>
     </w:p>
@@ -8367,7 +8367,7 @@
     <w:p>
       <w:r>
         <w:pict w14:anchorId="543CC8A1">
-          <v:rect id="_x0000_i2275" style="width:0;height:1.5pt" o:hralign="center" o:hrstd="t" o:hr="t" fillcolor="#a0a0a0" stroked="f"/>
+          <v:rect id="_x0000_i1092" style="width:0;height:1.5pt" o:hralign="center" o:hrstd="t" o:hr="t" fillcolor="#a0a0a0" stroked="f"/>
         </w:pict>
       </w:r>
     </w:p>
@@ -8415,7 +8415,7 @@
     <w:p>
       <w:r>
         <w:pict w14:anchorId="3AE99C55">
-          <v:rect id="_x0000_i2276" style="width:0;height:1.5pt" o:hralign="center" o:hrstd="t" o:hr="t" fillcolor="#a0a0a0" stroked="f"/>
+          <v:rect id="_x0000_i1093" style="width:0;height:1.5pt" o:hralign="center" o:hrstd="t" o:hr="t" fillcolor="#a0a0a0" stroked="f"/>
         </w:pict>
       </w:r>
     </w:p>
@@ -8481,7 +8481,7 @@
     <w:p>
       <w:r>
         <w:pict w14:anchorId="2F1F4C89">
-          <v:rect id="_x0000_i2277" style="width:0;height:1.5pt" o:hralign="center" o:hrstd="t" o:hr="t" fillcolor="#a0a0a0" stroked="f"/>
+          <v:rect id="_x0000_i1094" style="width:0;height:1.5pt" o:hralign="center" o:hrstd="t" o:hr="t" fillcolor="#a0a0a0" stroked="f"/>
         </w:pict>
       </w:r>
     </w:p>
@@ -8563,7 +8563,7 @@
     <w:p>
       <w:r>
         <w:pict w14:anchorId="5EC7ED93">
-          <v:rect id="_x0000_i2278" style="width:0;height:1.5pt" o:hralign="center" o:hrstd="t" o:hr="t" fillcolor="#a0a0a0" stroked="f"/>
+          <v:rect id="_x0000_i1095" style="width:0;height:1.5pt" o:hralign="center" o:hrstd="t" o:hr="t" fillcolor="#a0a0a0" stroked="f"/>
         </w:pict>
       </w:r>
     </w:p>
@@ -8623,7 +8623,7 @@
     <w:p>
       <w:r>
         <w:pict w14:anchorId="36F1F705">
-          <v:rect id="_x0000_i2279" style="width:0;height:1.5pt" o:hralign="center" o:hrstd="t" o:hr="t" fillcolor="#a0a0a0" stroked="f"/>
+          <v:rect id="_x0000_i1096" style="width:0;height:1.5pt" o:hralign="center" o:hrstd="t" o:hr="t" fillcolor="#a0a0a0" stroked="f"/>
         </w:pict>
       </w:r>
     </w:p>
@@ -8825,7 +8825,7 @@
     <w:p>
       <w:r>
         <w:pict w14:anchorId="7B9E53C1">
-          <v:rect id="_x0000_i2280" style="width:0;height:1.5pt" o:hralign="center" o:hrstd="t" o:hr="t" fillcolor="#a0a0a0" stroked="f"/>
+          <v:rect id="_x0000_i1097" style="width:0;height:1.5pt" o:hralign="center" o:hrstd="t" o:hr="t" fillcolor="#a0a0a0" stroked="f"/>
         </w:pict>
       </w:r>
     </w:p>
@@ -8995,7 +8995,7 @@
     <w:p>
       <w:r>
         <w:pict w14:anchorId="04000442">
-          <v:rect id="_x0000_i2281" style="width:0;height:1.5pt" o:hralign="center" o:hrstd="t" o:hr="t" fillcolor="#a0a0a0" stroked="f"/>
+          <v:rect id="_x0000_i1098" style="width:0;height:1.5pt" o:hralign="center" o:hrstd="t" o:hr="t" fillcolor="#a0a0a0" stroked="f"/>
         </w:pict>
       </w:r>
     </w:p>
@@ -9130,7 +9130,7 @@
     <w:p>
       <w:r>
         <w:pict w14:anchorId="0FB0163F">
-          <v:rect id="_x0000_i2282" style="width:0;height:1.5pt" o:hralign="center" o:hrstd="t" o:hr="t" fillcolor="#a0a0a0" stroked="f"/>
+          <v:rect id="_x0000_i1099" style="width:0;height:1.5pt" o:hralign="center" o:hrstd="t" o:hr="t" fillcolor="#a0a0a0" stroked="f"/>
         </w:pict>
       </w:r>
     </w:p>
@@ -9345,7 +9345,7 @@
     <w:p>
       <w:r>
         <w:pict w14:anchorId="71522030">
-          <v:rect id="_x0000_i2283" style="width:0;height:1.5pt" o:hralign="center" o:hrstd="t" o:hr="t" fillcolor="#a0a0a0" stroked="f"/>
+          <v:rect id="_x0000_i1100" style="width:0;height:1.5pt" o:hralign="center" o:hrstd="t" o:hr="t" fillcolor="#a0a0a0" stroked="f"/>
         </w:pict>
       </w:r>
       <w:r>
@@ -9485,7 +9485,7 @@
     <w:p>
       <w:r>
         <w:pict w14:anchorId="76A9BF34">
-          <v:rect id="_x0000_i2284" style="width:0;height:1.5pt" o:hralign="center" o:hrstd="t" o:hr="t" fillcolor="#a0a0a0" stroked="f"/>
+          <v:rect id="_x0000_i1101" style="width:0;height:1.5pt" o:hralign="center" o:hrstd="t" o:hr="t" fillcolor="#a0a0a0" stroked="f"/>
         </w:pict>
       </w:r>
     </w:p>
@@ -9687,7 +9687,7 @@
     <w:p>
       <w:r>
         <w:pict w14:anchorId="69193223">
-          <v:rect id="_x0000_i2285" style="width:0;height:1.5pt" o:hralign="center" o:hrstd="t" o:hr="t" fillcolor="#a0a0a0" stroked="f"/>
+          <v:rect id="_x0000_i1102" style="width:0;height:1.5pt" o:hralign="center" o:hrstd="t" o:hr="t" fillcolor="#a0a0a0" stroked="f"/>
         </w:pict>
       </w:r>
     </w:p>
@@ -9918,7 +9918,7 @@
     <w:p>
       <w:r>
         <w:pict w14:anchorId="06A5597C">
-          <v:rect id="_x0000_i2286" style="width:0;height:1.5pt" o:hralign="center" o:hrstd="t" o:hr="t" fillcolor="#a0a0a0" stroked="f"/>
+          <v:rect id="_x0000_i1103" style="width:0;height:1.5pt" o:hralign="center" o:hrstd="t" o:hr="t" fillcolor="#a0a0a0" stroked="f"/>
         </w:pict>
       </w:r>
     </w:p>
@@ -10187,7 +10187,7 @@
     <w:p>
       <w:r>
         <w:pict w14:anchorId="1066ABB0">
-          <v:rect id="_x0000_i2287" style="width:0;height:1.5pt" o:hralign="center" o:hrstd="t" o:hr="t" fillcolor="#a0a0a0" stroked="f"/>
+          <v:rect id="_x0000_i1104" style="width:0;height:1.5pt" o:hralign="center" o:hrstd="t" o:hr="t" fillcolor="#a0a0a0" stroked="f"/>
         </w:pict>
       </w:r>
     </w:p>
@@ -10244,7 +10244,7 @@
     <w:p>
       <w:r>
         <w:pict w14:anchorId="4DD536E9">
-          <v:rect id="_x0000_i2288" style="width:0;height:1.5pt" o:hralign="center" o:hrstd="t" o:hr="t" fillcolor="#a0a0a0" stroked="f"/>
+          <v:rect id="_x0000_i1105" style="width:0;height:1.5pt" o:hralign="center" o:hrstd="t" o:hr="t" fillcolor="#a0a0a0" stroked="f"/>
         </w:pict>
       </w:r>
     </w:p>
@@ -10326,7 +10326,7 @@
     <w:p>
       <w:r>
         <w:pict w14:anchorId="07A8566D">
-          <v:rect id="_x0000_i2289" style="width:0;height:1.5pt" o:hralign="center" o:hrstd="t" o:hr="t" fillcolor="#a0a0a0" stroked="f"/>
+          <v:rect id="_x0000_i1106" style="width:0;height:1.5pt" o:hralign="center" o:hrstd="t" o:hr="t" fillcolor="#a0a0a0" stroked="f"/>
         </w:pict>
       </w:r>
     </w:p>
@@ -10362,7 +10362,7 @@
     <w:p>
       <w:r>
         <w:pict w14:anchorId="6008358A">
-          <v:rect id="_x0000_i2290" style="width:0;height:1.5pt" o:hralign="center" o:hrstd="t" o:hr="t" fillcolor="#a0a0a0" stroked="f"/>
+          <v:rect id="_x0000_i1107" style="width:0;height:1.5pt" o:hralign="center" o:hrstd="t" o:hr="t" fillcolor="#a0a0a0" stroked="f"/>
         </w:pict>
       </w:r>
     </w:p>
@@ -10420,7 +10420,7 @@
     <w:p>
       <w:r>
         <w:pict w14:anchorId="35FAD3D6">
-          <v:rect id="_x0000_i2291" style="width:0;height:1.5pt" o:hralign="center" o:hrstd="t" o:hr="t" fillcolor="#a0a0a0" stroked="f"/>
+          <v:rect id="_x0000_i1108" style="width:0;height:1.5pt" o:hralign="center" o:hrstd="t" o:hr="t" fillcolor="#a0a0a0" stroked="f"/>
         </w:pict>
       </w:r>
     </w:p>
@@ -10515,7 +10515,7 @@
     <w:p>
       <w:r>
         <w:pict w14:anchorId="729D9760">
-          <v:rect id="_x0000_i2292" style="width:0;height:1.5pt" o:hralign="center" o:hrstd="t" o:hr="t" fillcolor="#a0a0a0" stroked="f"/>
+          <v:rect id="_x0000_i1109" style="width:0;height:1.5pt" o:hralign="center" o:hrstd="t" o:hr="t" fillcolor="#a0a0a0" stroked="f"/>
         </w:pict>
       </w:r>
     </w:p>
@@ -10577,7 +10577,7 @@
     <w:p>
       <w:r>
         <w:pict w14:anchorId="22C52787">
-          <v:rect id="_x0000_i2293" style="width:0;height:1.5pt" o:hralign="center" o:hrstd="t" o:hr="t" fillcolor="#a0a0a0" stroked="f"/>
+          <v:rect id="_x0000_i1110" style="width:0;height:1.5pt" o:hralign="center" o:hrstd="t" o:hr="t" fillcolor="#a0a0a0" stroked="f"/>
         </w:pict>
       </w:r>
     </w:p>
@@ -10687,7 +10687,7 @@
     <w:p>
       <w:r>
         <w:pict w14:anchorId="008A1E05">
-          <v:rect id="_x0000_i2294" style="width:0;height:1.5pt" o:hralign="center" o:hrstd="t" o:hr="t" fillcolor="#a0a0a0" stroked="f"/>
+          <v:rect id="_x0000_i1111" style="width:0;height:1.5pt" o:hralign="center" o:hrstd="t" o:hr="t" fillcolor="#a0a0a0" stroked="f"/>
         </w:pict>
       </w:r>
     </w:p>
@@ -10797,7 +10797,7 @@
     <w:p>
       <w:r>
         <w:pict w14:anchorId="4DAE4D3A">
-          <v:rect id="_x0000_i2295" style="width:0;height:1.5pt" o:hralign="center" o:hrstd="t" o:hr="t" fillcolor="#a0a0a0" stroked="f"/>
+          <v:rect id="_x0000_i1112" style="width:0;height:1.5pt" o:hralign="center" o:hrstd="t" o:hr="t" fillcolor="#a0a0a0" stroked="f"/>
         </w:pict>
       </w:r>
     </w:p>
@@ -10983,7 +10983,7 @@
     <w:p>
       <w:r>
         <w:pict w14:anchorId="32D598BE">
-          <v:rect id="_x0000_i2296" style="width:0;height:1.5pt" o:hralign="center" o:hrstd="t" o:hr="t" fillcolor="#a0a0a0" stroked="f"/>
+          <v:rect id="_x0000_i1113" style="width:0;height:1.5pt" o:hralign="center" o:hrstd="t" o:hr="t" fillcolor="#a0a0a0" stroked="f"/>
         </w:pict>
       </w:r>
     </w:p>
@@ -11045,7 +11045,7 @@
     <w:p>
       <w:r>
         <w:pict w14:anchorId="47517AD4">
-          <v:rect id="_x0000_i2297" style="width:0;height:1.5pt" o:hralign="center" o:hrstd="t" o:hr="t" fillcolor="#a0a0a0" stroked="f"/>
+          <v:rect id="_x0000_i1114" style="width:0;height:1.5pt" o:hralign="center" o:hrstd="t" o:hr="t" fillcolor="#a0a0a0" stroked="f"/>
         </w:pict>
       </w:r>
     </w:p>
@@ -11087,7 +11087,7 @@
     <w:p>
       <w:r>
         <w:pict w14:anchorId="1BE1EDA3">
-          <v:rect id="_x0000_i2298" style="width:0;height:1.5pt" o:hralign="center" o:hrstd="t" o:hr="t" fillcolor="#a0a0a0" stroked="f"/>
+          <v:rect id="_x0000_i1115" style="width:0;height:1.5pt" o:hralign="center" o:hrstd="t" o:hr="t" fillcolor="#a0a0a0" stroked="f"/>
         </w:pict>
       </w:r>
     </w:p>
@@ -11169,7 +11169,7 @@
     <w:p>
       <w:r>
         <w:pict w14:anchorId="456638CB">
-          <v:rect id="_x0000_i2299" style="width:0;height:1.5pt" o:hralign="center" o:hrstd="t" o:hr="t" fillcolor="#a0a0a0" stroked="f"/>
+          <v:rect id="_x0000_i1116" style="width:0;height:1.5pt" o:hralign="center" o:hrstd="t" o:hr="t" fillcolor="#a0a0a0" stroked="f"/>
         </w:pict>
       </w:r>
     </w:p>
@@ -11227,7 +11227,7 @@
     <w:p>
       <w:r>
         <w:pict w14:anchorId="7D9D8E85">
-          <v:rect id="_x0000_i2300" style="width:0;height:1.5pt" o:hralign="center" o:hrstd="t" o:hr="t" fillcolor="#a0a0a0" stroked="f"/>
+          <v:rect id="_x0000_i1117" style="width:0;height:1.5pt" o:hralign="center" o:hrstd="t" o:hr="t" fillcolor="#a0a0a0" stroked="f"/>
         </w:pict>
       </w:r>
     </w:p>
@@ -11277,7 +11277,7 @@
     <w:p>
       <w:r>
         <w:pict w14:anchorId="20718F29">
-          <v:rect id="_x0000_i2301" style="width:0;height:1.5pt" o:hralign="center" o:hrstd="t" o:hr="t" fillcolor="#a0a0a0" stroked="f"/>
+          <v:rect id="_x0000_i1118" style="width:0;height:1.5pt" o:hralign="center" o:hrstd="t" o:hr="t" fillcolor="#a0a0a0" stroked="f"/>
         </w:pict>
       </w:r>
     </w:p>
@@ -11328,7 +11328,7 @@
     <w:p>
       <w:r>
         <w:pict w14:anchorId="3F8DE1B3">
-          <v:rect id="_x0000_i2302" style="width:0;height:1.5pt" o:hralign="center" o:hrstd="t" o:hr="t" fillcolor="#a0a0a0" stroked="f"/>
+          <v:rect id="_x0000_i1119" style="width:0;height:1.5pt" o:hralign="center" o:hrstd="t" o:hr="t" fillcolor="#a0a0a0" stroked="f"/>
         </w:pict>
       </w:r>
     </w:p>
@@ -11498,7 +11498,7 @@
     <w:p>
       <w:r>
         <w:pict w14:anchorId="411866A5">
-          <v:rect id="_x0000_i2303" style="width:0;height:1.5pt" o:hralign="center" o:hrstd="t" o:hr="t" fillcolor="#a0a0a0" stroked="f"/>
+          <v:rect id="_x0000_i1120" style="width:0;height:1.5pt" o:hralign="center" o:hrstd="t" o:hr="t" fillcolor="#a0a0a0" stroked="f"/>
         </w:pict>
       </w:r>
     </w:p>
@@ -11668,7 +11668,7 @@
     <w:p>
       <w:r>
         <w:pict w14:anchorId="6026A0E1">
-          <v:rect id="_x0000_i2304" style="width:0;height:1.5pt" o:hralign="center" o:hrstd="t" o:hr="t" fillcolor="#a0a0a0" stroked="f"/>
+          <v:rect id="_x0000_i1121" style="width:0;height:1.5pt" o:hralign="center" o:hrstd="t" o:hr="t" fillcolor="#a0a0a0" stroked="f"/>
         </w:pict>
       </w:r>
     </w:p>
@@ -11871,7 +11871,7 @@
     <w:p>
       <w:r>
         <w:pict w14:anchorId="44F6C8E1">
-          <v:rect id="_x0000_i2305" style="width:0;height:1.5pt" o:hralign="center" o:hrstd="t" o:hr="t" fillcolor="#a0a0a0" stroked="f"/>
+          <v:rect id="_x0000_i1122" style="width:0;height:1.5pt" o:hralign="center" o:hrstd="t" o:hr="t" fillcolor="#a0a0a0" stroked="f"/>
         </w:pict>
       </w:r>
     </w:p>
@@ -12123,7 +12123,7 @@
     <w:p>
       <w:r>
         <w:pict w14:anchorId="4A854438">
-          <v:rect id="_x0000_i2306" style="width:0;height:1.5pt" o:hralign="center" o:hrstd="t" o:hr="t" fillcolor="#a0a0a0" stroked="f"/>
+          <v:rect id="_x0000_i1123" style="width:0;height:1.5pt" o:hralign="center" o:hrstd="t" o:hr="t" fillcolor="#a0a0a0" stroked="f"/>
         </w:pict>
       </w:r>
     </w:p>
@@ -12257,7 +12257,7 @@
     <w:p>
       <w:r>
         <w:pict w14:anchorId="7596E212">
-          <v:rect id="_x0000_i2307" style="width:0;height:1.5pt" o:hralign="center" o:hrstd="t" o:hr="t" fillcolor="#a0a0a0" stroked="f"/>
+          <v:rect id="_x0000_i1124" style="width:0;height:1.5pt" o:hralign="center" o:hrstd="t" o:hr="t" fillcolor="#a0a0a0" stroked="f"/>
         </w:pict>
       </w:r>
     </w:p>
@@ -12460,7 +12460,7 @@
     <w:p>
       <w:r>
         <w:pict w14:anchorId="386BC28D">
-          <v:rect id="_x0000_i2308" style="width:0;height:1.5pt" o:hralign="center" o:hrstd="t" o:hr="t" fillcolor="#a0a0a0" stroked="f"/>
+          <v:rect id="_x0000_i1125" style="width:0;height:1.5pt" o:hralign="center" o:hrstd="t" o:hr="t" fillcolor="#a0a0a0" stroked="f"/>
         </w:pict>
       </w:r>
     </w:p>
@@ -12532,7 +12532,7 @@
     <w:p>
       <w:r>
         <w:pict w14:anchorId="1913785C">
-          <v:rect id="_x0000_i2309" style="width:0;height:1.5pt" o:hralign="center" o:hrstd="t" o:hr="t" fillcolor="#a0a0a0" stroked="f"/>
+          <v:rect id="_x0000_i1126" style="width:0;height:1.5pt" o:hralign="center" o:hrstd="t" o:hr="t" fillcolor="#a0a0a0" stroked="f"/>
         </w:pict>
       </w:r>
     </w:p>
@@ -12568,7 +12568,7 @@
     <w:p>
       <w:r>
         <w:pict w14:anchorId="1AFD32CC">
-          <v:rect id="_x0000_i2310" style="width:0;height:1.5pt" o:hralign="center" o:hrstd="t" o:hr="t" fillcolor="#a0a0a0" stroked="f"/>
+          <v:rect id="_x0000_i1127" style="width:0;height:1.5pt" o:hralign="center" o:hrstd="t" o:hr="t" fillcolor="#a0a0a0" stroked="f"/>
         </w:pict>
       </w:r>
     </w:p>
@@ -12619,7 +12619,7 @@
     <w:p>
       <w:r>
         <w:pict w14:anchorId="7E92799F">
-          <v:rect id="_x0000_i2311" style="width:0;height:1.5pt" o:hralign="center" o:hrstd="t" o:hr="t" fillcolor="#a0a0a0" stroked="f"/>
+          <v:rect id="_x0000_i1128" style="width:0;height:1.5pt" o:hralign="center" o:hrstd="t" o:hr="t" fillcolor="#a0a0a0" stroked="f"/>
         </w:pict>
       </w:r>
     </w:p>
@@ -12701,7 +12701,7 @@
     <w:p>
       <w:r>
         <w:pict w14:anchorId="5450CDD5">
-          <v:rect id="_x0000_i2312" style="width:0;height:1.5pt" o:hralign="center" o:hrstd="t" o:hr="t" fillcolor="#a0a0a0" stroked="f"/>
+          <v:rect id="_x0000_i1129" style="width:0;height:1.5pt" o:hralign="center" o:hrstd="t" o:hr="t" fillcolor="#a0a0a0" stroked="f"/>
         </w:pict>
       </w:r>
     </w:p>
@@ -12747,7 +12747,7 @@
     <w:p>
       <w:r>
         <w:pict w14:anchorId="3AF554FF">
-          <v:rect id="_x0000_i2313" style="width:0;height:1.5pt" o:hralign="center" o:hrstd="t" o:hr="t" fillcolor="#a0a0a0" stroked="f"/>
+          <v:rect id="_x0000_i1130" style="width:0;height:1.5pt" o:hralign="center" o:hrstd="t" o:hr="t" fillcolor="#a0a0a0" stroked="f"/>
         </w:pict>
       </w:r>
     </w:p>
@@ -12805,7 +12805,7 @@
     <w:p>
       <w:r>
         <w:pict w14:anchorId="70CA94B3">
-          <v:rect id="_x0000_i2314" style="width:0;height:1.5pt" o:hralign="center" o:hrstd="t" o:hr="t" fillcolor="#a0a0a0" stroked="f"/>
+          <v:rect id="_x0000_i1131" style="width:0;height:1.5pt" o:hralign="center" o:hrstd="t" o:hr="t" fillcolor="#a0a0a0" stroked="f"/>
         </w:pict>
       </w:r>
     </w:p>
@@ -12856,7 +12856,7 @@
     <w:p>
       <w:r>
         <w:pict w14:anchorId="26B77D9B">
-          <v:rect id="_x0000_i2315" style="width:0;height:1.5pt" o:hralign="center" o:hrstd="t" o:hr="t" fillcolor="#a0a0a0" stroked="f"/>
+          <v:rect id="_x0000_i1132" style="width:0;height:1.5pt" o:hralign="center" o:hrstd="t" o:hr="t" fillcolor="#a0a0a0" stroked="f"/>
         </w:pict>
       </w:r>
     </w:p>
@@ -12898,7 +12898,7 @@
     <w:p>
       <w:r>
         <w:pict w14:anchorId="685A7068">
-          <v:rect id="_x0000_i2316" style="width:0;height:1.5pt" o:hralign="center" o:hrstd="t" o:hr="t" fillcolor="#a0a0a0" stroked="f"/>
+          <v:rect id="_x0000_i1133" style="width:0;height:1.5pt" o:hralign="center" o:hrstd="t" o:hr="t" fillcolor="#a0a0a0" stroked="f"/>
         </w:pict>
       </w:r>
     </w:p>
@@ -13106,7 +13106,7 @@
     <w:p>
       <w:r>
         <w:pict w14:anchorId="70974276">
-          <v:rect id="_x0000_i2317" style="width:0;height:1.5pt" o:hralign="center" o:hrstd="t" o:hr="t" fillcolor="#a0a0a0" stroked="f"/>
+          <v:rect id="_x0000_i1134" style="width:0;height:1.5pt" o:hralign="center" o:hrstd="t" o:hr="t" fillcolor="#a0a0a0" stroked="f"/>
         </w:pict>
       </w:r>
     </w:p>
@@ -13281,7 +13281,7 @@
     <w:p>
       <w:r>
         <w:pict w14:anchorId="75DD8C4B">
-          <v:rect id="_x0000_i2318" style="width:0;height:1.5pt" o:hralign="center" o:hrstd="t" o:hr="t" fillcolor="#a0a0a0" stroked="f"/>
+          <v:rect id="_x0000_i1135" style="width:0;height:1.5pt" o:hralign="center" o:hrstd="t" o:hr="t" fillcolor="#a0a0a0" stroked="f"/>
         </w:pict>
       </w:r>
     </w:p>
@@ -13336,7 +13336,7 @@
     <w:p>
       <w:r>
         <w:pict w14:anchorId="4F5C1AF2">
-          <v:rect id="_x0000_i2319" style="width:0;height:1.5pt" o:hralign="center" o:hrstd="t" o:hr="t" fillcolor="#a0a0a0" stroked="f"/>
+          <v:rect id="_x0000_i1136" style="width:0;height:1.5pt" o:hralign="center" o:hrstd="t" o:hr="t" fillcolor="#a0a0a0" stroked="f"/>
         </w:pict>
       </w:r>
     </w:p>
@@ -13415,7 +13415,7 @@
     <w:p>
       <w:r>
         <w:pict w14:anchorId="1B829FF1">
-          <v:rect id="_x0000_i2320" style="width:0;height:1.5pt" o:hralign="center" o:hrstd="t" o:hr="t" fillcolor="#a0a0a0" stroked="f"/>
+          <v:rect id="_x0000_i1137" style="width:0;height:1.5pt" o:hralign="center" o:hrstd="t" o:hr="t" fillcolor="#a0a0a0" stroked="f"/>
         </w:pict>
       </w:r>
     </w:p>
@@ -13466,7 +13466,7 @@
     <w:p>
       <w:r>
         <w:pict w14:anchorId="7D3E94D9">
-          <v:rect id="_x0000_i2321" style="width:0;height:1.5pt" o:hralign="center" o:hrstd="t" o:hr="t" fillcolor="#a0a0a0" stroked="f"/>
+          <v:rect id="_x0000_i1138" style="width:0;height:1.5pt" o:hralign="center" o:hrstd="t" o:hr="t" fillcolor="#a0a0a0" stroked="f"/>
         </w:pict>
       </w:r>
     </w:p>
@@ -13542,7 +13542,7 @@
     <w:p>
       <w:r>
         <w:pict w14:anchorId="64E140CA">
-          <v:rect id="_x0000_i2322" style="width:0;height:1.5pt" o:hralign="center" o:hrstd="t" o:hr="t" fillcolor="#a0a0a0" stroked="f"/>
+          <v:rect id="_x0000_i1139" style="width:0;height:1.5pt" o:hralign="center" o:hrstd="t" o:hr="t" fillcolor="#a0a0a0" stroked="f"/>
         </w:pict>
       </w:r>
     </w:p>
@@ -13640,7 +13640,7 @@
     <w:p>
       <w:r>
         <w:pict w14:anchorId="307F7E3E">
-          <v:rect id="_x0000_i2323" style="width:0;height:1.5pt" o:hralign="center" o:hrstd="t" o:hr="t" fillcolor="#a0a0a0" stroked="f"/>
+          <v:rect id="_x0000_i1140" style="width:0;height:1.5pt" o:hralign="center" o:hrstd="t" o:hr="t" fillcolor="#a0a0a0" stroked="f"/>
         </w:pict>
       </w:r>
     </w:p>
@@ -13711,7 +13711,7 @@
     <w:p>
       <w:r>
         <w:pict w14:anchorId="261AE9D7">
-          <v:rect id="_x0000_i2324" style="width:0;height:1.5pt" o:hralign="center" o:hrstd="t" o:hr="t" fillcolor="#a0a0a0" stroked="f"/>
+          <v:rect id="_x0000_i1141" style="width:0;height:1.5pt" o:hralign="center" o:hrstd="t" o:hr="t" fillcolor="#a0a0a0" stroked="f"/>
         </w:pict>
       </w:r>
     </w:p>
@@ -13766,7 +13766,7 @@
     <w:p>
       <w:r>
         <w:pict w14:anchorId="7189A45C">
-          <v:rect id="_x0000_i2325" style="width:0;height:1.5pt" o:hralign="center" o:hrstd="t" o:hr="t" fillcolor="#a0a0a0" stroked="f"/>
+          <v:rect id="_x0000_i1142" style="width:0;height:1.5pt" o:hralign="center" o:hrstd="t" o:hr="t" fillcolor="#a0a0a0" stroked="f"/>
         </w:pict>
       </w:r>
     </w:p>
@@ -13968,7 +13968,7 @@
     <w:p>
       <w:r>
         <w:pict w14:anchorId="487353A9">
-          <v:rect id="_x0000_i2326" style="width:0;height:1.5pt" o:hralign="center" o:hrstd="t" o:hr="t" fillcolor="#a0a0a0" stroked="f"/>
+          <v:rect id="_x0000_i1143" style="width:0;height:1.5pt" o:hralign="center" o:hrstd="t" o:hr="t" fillcolor="#a0a0a0" stroked="f"/>
         </w:pict>
       </w:r>
     </w:p>
@@ -14139,7 +14139,7 @@
     <w:p>
       <w:r>
         <w:pict w14:anchorId="0B5D4627">
-          <v:rect id="_x0000_i2327" style="width:0;height:1.5pt" o:hralign="center" o:hrstd="t" o:hr="t" fillcolor="#a0a0a0" stroked="f"/>
+          <v:rect id="_x0000_i1144" style="width:0;height:1.5pt" o:hralign="center" o:hrstd="t" o:hr="t" fillcolor="#a0a0a0" stroked="f"/>
         </w:pict>
       </w:r>
     </w:p>
@@ -14309,7 +14309,7 @@
     <w:p>
       <w:r>
         <w:pict w14:anchorId="1458EBC9">
-          <v:rect id="_x0000_i2328" style="width:0;height:1.5pt" o:hralign="center" o:hrstd="t" o:hr="t" fillcolor="#a0a0a0" stroked="f"/>
+          <v:rect id="_x0000_i1145" style="width:0;height:1.5pt" o:hralign="center" o:hrstd="t" o:hr="t" fillcolor="#a0a0a0" stroked="f"/>
         </w:pict>
       </w:r>
     </w:p>
@@ -14484,7 +14484,7 @@
     <w:p>
       <w:r>
         <w:pict w14:anchorId="325A388A">
-          <v:rect id="_x0000_i2329" style="width:0;height:1.5pt" o:hralign="center" o:hrstd="t" o:hr="t" fillcolor="#a0a0a0" stroked="f"/>
+          <v:rect id="_x0000_i1146" style="width:0;height:1.5pt" o:hralign="center" o:hrstd="t" o:hr="t" fillcolor="#a0a0a0" stroked="f"/>
         </w:pict>
       </w:r>
     </w:p>
@@ -14701,7 +14701,7 @@
     <w:p>
       <w:r>
         <w:pict w14:anchorId="4A37DAA7">
-          <v:rect id="_x0000_i2330" style="width:0;height:1.5pt" o:hralign="center" o:hrstd="t" o:hr="t" fillcolor="#a0a0a0" stroked="f"/>
+          <v:rect id="_x0000_i1147" style="width:0;height:1.5pt" o:hralign="center" o:hrstd="t" o:hr="t" fillcolor="#a0a0a0" stroked="f"/>
         </w:pict>
       </w:r>
     </w:p>
@@ -14863,7 +14863,7 @@
     <w:p>
       <w:r>
         <w:pict w14:anchorId="5BCC0E4F">
-          <v:rect id="_x0000_i2331" style="width:0;height:1.5pt" o:hralign="center" o:hrstd="t" o:hr="t" fillcolor="#a0a0a0" stroked="f"/>
+          <v:rect id="_x0000_i1148" style="width:0;height:1.5pt" o:hralign="center" o:hrstd="t" o:hr="t" fillcolor="#a0a0a0" stroked="f"/>
         </w:pict>
       </w:r>
     </w:p>
@@ -15100,7 +15100,7 @@
     <w:p>
       <w:r>
         <w:pict w14:anchorId="3E4DDE24">
-          <v:rect id="_x0000_i2332" style="width:0;height:1.5pt" o:hralign="center" o:hrstd="t" o:hr="t" fillcolor="#a0a0a0" stroked="f"/>
+          <v:rect id="_x0000_i1149" style="width:0;height:1.5pt" o:hralign="center" o:hrstd="t" o:hr="t" fillcolor="#a0a0a0" stroked="f"/>
         </w:pict>
       </w:r>
     </w:p>
@@ -15182,7 +15182,7 @@
     <w:p>
       <w:r>
         <w:pict w14:anchorId="4C4FE511">
-          <v:rect id="_x0000_i2333" style="width:0;height:1.5pt" o:hralign="center" o:hrstd="t" o:hr="t" fillcolor="#a0a0a0" stroked="f"/>
+          <v:rect id="_x0000_i1150" style="width:0;height:1.5pt" o:hralign="center" o:hrstd="t" o:hr="t" fillcolor="#a0a0a0" stroked="f"/>
         </w:pict>
       </w:r>
     </w:p>
@@ -15263,7 +15263,7 @@
     <w:p>
       <w:r>
         <w:pict w14:anchorId="30139CC9">
-          <v:rect id="_x0000_i2334" style="width:0;height:1.5pt" o:hralign="center" o:hrstd="t" o:hr="t" fillcolor="#a0a0a0" stroked="f"/>
+          <v:rect id="_x0000_i1151" style="width:0;height:1.5pt" o:hralign="center" o:hrstd="t" o:hr="t" fillcolor="#a0a0a0" stroked="f"/>
         </w:pict>
       </w:r>
     </w:p>
@@ -15343,7 +15343,7 @@
     <w:p>
       <w:r>
         <w:pict w14:anchorId="7B729C2A">
-          <v:rect id="_x0000_i2335" style="width:0;height:1.5pt" o:hralign="center" o:hrstd="t" o:hr="t" fillcolor="#a0a0a0" stroked="f"/>
+          <v:rect id="_x0000_i1152" style="width:0;height:1.5pt" o:hralign="center" o:hrstd="t" o:hr="t" fillcolor="#a0a0a0" stroked="f"/>
         </w:pict>
       </w:r>
     </w:p>
@@ -15586,7 +15586,7 @@
     <w:p>
       <w:r>
         <w:pict w14:anchorId="76DDEC98">
-          <v:rect id="_x0000_i2336" style="width:0;height:1.5pt" o:hralign="center" o:hrstd="t" o:hr="t" fillcolor="#a0a0a0" stroked="f"/>
+          <v:rect id="_x0000_i1153" style="width:0;height:1.5pt" o:hralign="center" o:hrstd="t" o:hr="t" fillcolor="#a0a0a0" stroked="f"/>
         </w:pict>
       </w:r>
     </w:p>
@@ -15687,7 +15687,7 @@
     <w:p>
       <w:r>
         <w:pict w14:anchorId="3ACA6E71">
-          <v:rect id="_x0000_i2337" style="width:0;height:1.5pt" o:hralign="center" o:hrstd="t" o:hr="t" fillcolor="#a0a0a0" stroked="f"/>
+          <v:rect id="_x0000_i1154" style="width:0;height:1.5pt" o:hralign="center" o:hrstd="t" o:hr="t" fillcolor="#a0a0a0" stroked="f"/>
         </w:pict>
       </w:r>
     </w:p>
@@ -15853,7 +15853,7 @@
     <w:p>
       <w:r>
         <w:pict w14:anchorId="02FBBC32">
-          <v:rect id="_x0000_i2338" style="width:0;height:1.5pt" o:hralign="center" o:hrstd="t" o:hr="t" fillcolor="#a0a0a0" stroked="f"/>
+          <v:rect id="_x0000_i1155" style="width:0;height:1.5pt" o:hralign="center" o:hrstd="t" o:hr="t" fillcolor="#a0a0a0" stroked="f"/>
         </w:pict>
       </w:r>
     </w:p>
@@ -16066,7 +16066,7 @@
     <w:p>
       <w:r>
         <w:pict w14:anchorId="0E6F8729">
-          <v:rect id="_x0000_i2339" style="width:0;height:1.5pt" o:hralign="center" o:hrstd="t" o:hr="t" fillcolor="#a0a0a0" stroked="f"/>
+          <v:rect id="_x0000_i1156" style="width:0;height:1.5pt" o:hralign="center" o:hrstd="t" o:hr="t" fillcolor="#a0a0a0" stroked="f"/>
         </w:pict>
       </w:r>
     </w:p>
@@ -16165,7 +16165,7 @@
     <w:p>
       <w:r>
         <w:pict w14:anchorId="67A0DDD3">
-          <v:rect id="_x0000_i2340" style="width:0;height:1.5pt" o:hralign="center" o:hrstd="t" o:hr="t" fillcolor="#a0a0a0" stroked="f"/>
+          <v:rect id="_x0000_i1157" style="width:0;height:1.5pt" o:hralign="center" o:hrstd="t" o:hr="t" fillcolor="#a0a0a0" stroked="f"/>
         </w:pict>
       </w:r>
     </w:p>
@@ -16251,7 +16251,7 @@
     <w:p>
       <w:r>
         <w:pict w14:anchorId="216AE5C2">
-          <v:rect id="_x0000_i2341" style="width:0;height:1.5pt" o:hralign="center" o:hrstd="t" o:hr="t" fillcolor="#a0a0a0" stroked="f"/>
+          <v:rect id="_x0000_i1158" style="width:0;height:1.5pt" o:hralign="center" o:hrstd="t" o:hr="t" fillcolor="#a0a0a0" stroked="f"/>
         </w:pict>
       </w:r>
     </w:p>
@@ -16323,7 +16323,7 @@
     <w:p>
       <w:r>
         <w:pict w14:anchorId="1CFD11DB">
-          <v:rect id="_x0000_i2342" style="width:0;height:1.5pt" o:hralign="center" o:hrstd="t" o:hr="t" fillcolor="#a0a0a0" stroked="f"/>
+          <v:rect id="_x0000_i1159" style="width:0;height:1.5pt" o:hralign="center" o:hrstd="t" o:hr="t" fillcolor="#a0a0a0" stroked="f"/>
         </w:pict>
       </w:r>
     </w:p>
@@ -16559,7 +16559,7 @@
     <w:p>
       <w:r>
         <w:pict w14:anchorId="33A2B1E3">
-          <v:rect id="_x0000_i2343" style="width:0;height:1.5pt" o:hralign="center" o:hrstd="t" o:hr="t" fillcolor="#a0a0a0" stroked="f"/>
+          <v:rect id="_x0000_i1160" style="width:0;height:1.5pt" o:hralign="center" o:hrstd="t" o:hr="t" fillcolor="#a0a0a0" stroked="f"/>
         </w:pict>
       </w:r>
     </w:p>
@@ -16869,7 +16869,7 @@
     <w:p>
       <w:r>
         <w:pict w14:anchorId="038F1534">
-          <v:rect id="_x0000_i2344" style="width:0;height:1.5pt" o:hralign="center" o:hrstd="t" o:hr="t" fillcolor="#a0a0a0" stroked="f"/>
+          <v:rect id="_x0000_i1161" style="width:0;height:1.5pt" o:hralign="center" o:hrstd="t" o:hr="t" fillcolor="#a0a0a0" stroked="f"/>
         </w:pict>
       </w:r>
     </w:p>
@@ -16948,7 +16948,7 @@
     <w:p>
       <w:r>
         <w:pict w14:anchorId="232D2729">
-          <v:rect id="_x0000_i2345" style="width:0;height:1.5pt" o:hralign="center" o:hrstd="t" o:hr="t" fillcolor="#a0a0a0" stroked="f"/>
+          <v:rect id="_x0000_i1162" style="width:0;height:1.5pt" o:hralign="center" o:hrstd="t" o:hr="t" fillcolor="#a0a0a0" stroked="f"/>
         </w:pict>
       </w:r>
     </w:p>
@@ -17047,7 +17047,7 @@
     <w:p>
       <w:r>
         <w:pict w14:anchorId="16441D60">
-          <v:rect id="_x0000_i2346" style="width:0;height:1.5pt" o:hralign="center" o:hrstd="t" o:hr="t" fillcolor="#a0a0a0" stroked="f"/>
+          <v:rect id="_x0000_i1163" style="width:0;height:1.5pt" o:hralign="center" o:hrstd="t" o:hr="t" fillcolor="#a0a0a0" stroked="f"/>
         </w:pict>
       </w:r>
     </w:p>
@@ -17218,7 +17218,7 @@
     <w:p>
       <w:r>
         <w:pict w14:anchorId="4E27984F">
-          <v:rect id="_x0000_i2347" style="width:0;height:1.5pt" o:hralign="center" o:hrstd="t" o:hr="t" fillcolor="#a0a0a0" stroked="f"/>
+          <v:rect id="_x0000_i1164" style="width:0;height:1.5pt" o:hralign="center" o:hrstd="t" o:hr="t" fillcolor="#a0a0a0" stroked="f"/>
         </w:pict>
       </w:r>
     </w:p>
@@ -17278,7 +17278,7 @@
     <w:p>
       <w:r>
         <w:pict w14:anchorId="600ADD86">
-          <v:rect id="_x0000_i2348" style="width:0;height:1.5pt" o:hralign="center" o:hrstd="t" o:hr="t" fillcolor="#a0a0a0" stroked="f"/>
+          <v:rect id="_x0000_i1165" style="width:0;height:1.5pt" o:hralign="center" o:hrstd="t" o:hr="t" fillcolor="#a0a0a0" stroked="f"/>
         </w:pict>
       </w:r>
     </w:p>
@@ -17368,7 +17368,7 @@
     <w:p>
       <w:r>
         <w:pict w14:anchorId="1BE13AD1">
-          <v:rect id="_x0000_i2349" style="width:0;height:1.5pt" o:hralign="center" o:hrstd="t" o:hr="t" fillcolor="#a0a0a0" stroked="f"/>
+          <v:rect id="_x0000_i1166" style="width:0;height:1.5pt" o:hralign="center" o:hrstd="t" o:hr="t" fillcolor="#a0a0a0" stroked="f"/>
         </w:pict>
       </w:r>
     </w:p>
@@ -17575,7 +17575,7 @@
     <w:p>
       <w:r>
         <w:pict w14:anchorId="2A9A354D">
-          <v:rect id="_x0000_i2350" style="width:0;height:1.5pt" o:hralign="center" o:hrstd="t" o:hr="t" fillcolor="#a0a0a0" stroked="f"/>
+          <v:rect id="_x0000_i1167" style="width:0;height:1.5pt" o:hralign="center" o:hrstd="t" o:hr="t" fillcolor="#a0a0a0" stroked="f"/>
         </w:pict>
       </w:r>
     </w:p>
@@ -17746,7 +17746,7 @@
     <w:p>
       <w:r>
         <w:pict w14:anchorId="78FB887C">
-          <v:rect id="_x0000_i2351" style="width:0;height:1.5pt" o:hralign="center" o:hrstd="t" o:hr="t" fillcolor="#a0a0a0" stroked="f"/>
+          <v:rect id="_x0000_i1168" style="width:0;height:1.5pt" o:hralign="center" o:hrstd="t" o:hr="t" fillcolor="#a0a0a0" stroked="f"/>
         </w:pict>
       </w:r>
     </w:p>
@@ -17948,7 +17948,7 @@
     <w:p>
       <w:r>
         <w:pict w14:anchorId="64B0021E">
-          <v:rect id="_x0000_i2352" style="width:0;height:1.5pt" o:hralign="center" o:hrstd="t" o:hr="t" fillcolor="#a0a0a0" stroked="f"/>
+          <v:rect id="_x0000_i1169" style="width:0;height:1.5pt" o:hralign="center" o:hrstd="t" o:hr="t" fillcolor="#a0a0a0" stroked="f"/>
         </w:pict>
       </w:r>
     </w:p>
@@ -18200,7 +18200,7 @@
     <w:p>
       <w:r>
         <w:pict w14:anchorId="4F4E2984">
-          <v:rect id="_x0000_i2353" style="width:0;height:1.5pt" o:hralign="center" o:hrstd="t" o:hr="t" fillcolor="#a0a0a0" stroked="f"/>
+          <v:rect id="_x0000_i1170" style="width:0;height:1.5pt" o:hralign="center" o:hrstd="t" o:hr="t" fillcolor="#a0a0a0" stroked="f"/>
         </w:pict>
       </w:r>
     </w:p>
@@ -18364,7 +18364,7 @@
     <w:p>
       <w:r>
         <w:pict w14:anchorId="049B8705">
-          <v:rect id="_x0000_i2354" style="width:0;height:1.5pt" o:hralign="center" o:hrstd="t" o:hr="t" fillcolor="#a0a0a0" stroked="f"/>
+          <v:rect id="_x0000_i1171" style="width:0;height:1.5pt" o:hralign="center" o:hrstd="t" o:hr="t" fillcolor="#a0a0a0" stroked="f"/>
         </w:pict>
       </w:r>
     </w:p>
@@ -18566,7 +18566,7 @@
     <w:p>
       <w:r>
         <w:pict w14:anchorId="5D978B07">
-          <v:rect id="_x0000_i2355" style="width:0;height:1.5pt" o:hralign="center" o:hrstd="t" o:hr="t" fillcolor="#a0a0a0" stroked="f"/>
+          <v:rect id="_x0000_i1172" style="width:0;height:1.5pt" o:hralign="center" o:hrstd="t" o:hr="t" fillcolor="#a0a0a0" stroked="f"/>
         </w:pict>
       </w:r>
     </w:p>
@@ -18653,7 +18653,7 @@
     <w:p>
       <w:r>
         <w:pict w14:anchorId="19BD7EEF">
-          <v:rect id="_x0000_i2356" style="width:0;height:1.5pt" o:hralign="center" o:hrstd="t" o:hr="t" fillcolor="#a0a0a0" stroked="f"/>
+          <v:rect id="_x0000_i1173" style="width:0;height:1.5pt" o:hralign="center" o:hrstd="t" o:hr="t" fillcolor="#a0a0a0" stroked="f"/>
         </w:pict>
       </w:r>
     </w:p>
@@ -18715,7 +18715,7 @@
     <w:p>
       <w:r>
         <w:pict w14:anchorId="15BB662D">
-          <v:rect id="_x0000_i2357" style="width:0;height:1.5pt" o:hralign="center" o:hrstd="t" o:hr="t" fillcolor="#a0a0a0" stroked="f"/>
+          <v:rect id="_x0000_i1174" style="width:0;height:1.5pt" o:hralign="center" o:hrstd="t" o:hr="t" fillcolor="#a0a0a0" stroked="f"/>
         </w:pict>
       </w:r>
     </w:p>
@@ -18779,7 +18779,7 @@
     <w:p>
       <w:r>
         <w:pict w14:anchorId="514B8D89">
-          <v:rect id="_x0000_i2358" style="width:0;height:1.5pt" o:hralign="center" o:hrstd="t" o:hr="t" fillcolor="#a0a0a0" stroked="f"/>
+          <v:rect id="_x0000_i1175" style="width:0;height:1.5pt" o:hralign="center" o:hrstd="t" o:hr="t" fillcolor="#a0a0a0" stroked="f"/>
         </w:pict>
       </w:r>
     </w:p>
@@ -18844,7 +18844,7 @@
     <w:p>
       <w:r>
         <w:pict w14:anchorId="5A819BA8">
-          <v:rect id="_x0000_i2359" style="width:0;height:1.5pt" o:hralign="center" o:hrstd="t" o:hr="t" fillcolor="#a0a0a0" stroked="f"/>
+          <v:rect id="_x0000_i1176" style="width:0;height:1.5pt" o:hralign="center" o:hrstd="t" o:hr="t" fillcolor="#a0a0a0" stroked="f"/>
         </w:pict>
       </w:r>
     </w:p>
@@ -18926,7 +18926,7 @@
     <w:p>
       <w:r>
         <w:pict w14:anchorId="393D6289">
-          <v:rect id="_x0000_i2360" style="width:0;height:1.5pt" o:hralign="center" o:hrstd="t" o:hr="t" fillcolor="#a0a0a0" stroked="f"/>
+          <v:rect id="_x0000_i1177" style="width:0;height:1.5pt" o:hralign="center" o:hrstd="t" o:hr="t" fillcolor="#a0a0a0" stroked="f"/>
         </w:pict>
       </w:r>
     </w:p>
@@ -18974,7 +18974,7 @@
     <w:p>
       <w:r>
         <w:pict w14:anchorId="02F9E7D5">
-          <v:rect id="_x0000_i2361" style="width:0;height:1.5pt" o:hralign="center" o:hrstd="t" o:hr="t" fillcolor="#a0a0a0" stroked="f"/>
+          <v:rect id="_x0000_i1178" style="width:0;height:1.5pt" o:hralign="center" o:hrstd="t" o:hr="t" fillcolor="#a0a0a0" stroked="f"/>
         </w:pict>
       </w:r>
     </w:p>
@@ -19151,7 +19151,7 @@
     <w:p>
       <w:r>
         <w:pict w14:anchorId="483F837C">
-          <v:rect id="_x0000_i2362" style="width:0;height:1.5pt" o:hralign="center" o:hrstd="t" o:hr="t" fillcolor="#a0a0a0" stroked="f"/>
+          <v:rect id="_x0000_i1179" style="width:0;height:1.5pt" o:hralign="center" o:hrstd="t" o:hr="t" fillcolor="#a0a0a0" stroked="f"/>
         </w:pict>
       </w:r>
     </w:p>
@@ -19339,7 +19339,7 @@
     <w:p>
       <w:r>
         <w:pict w14:anchorId="47A4133A">
-          <v:rect id="_x0000_i2363" style="width:0;height:1.5pt" o:hralign="center" o:hrstd="t" o:hr="t" fillcolor="#a0a0a0" stroked="f"/>
+          <v:rect id="_x0000_i1180" style="width:0;height:1.5pt" o:hralign="center" o:hrstd="t" o:hr="t" fillcolor="#a0a0a0" stroked="f"/>
         </w:pict>
       </w:r>
     </w:p>
@@ -19422,7 +19422,7 @@
     <w:p>
       <w:r>
         <w:pict w14:anchorId="7C82671E">
-          <v:rect id="_x0000_i2364" style="width:0;height:1.5pt" o:hralign="center" o:hrstd="t" o:hr="t" fillcolor="#a0a0a0" stroked="f"/>
+          <v:rect id="_x0000_i1181" style="width:0;height:1.5pt" o:hralign="center" o:hrstd="t" o:hr="t" fillcolor="#a0a0a0" stroked="f"/>
         </w:pict>
       </w:r>
     </w:p>
@@ -19465,7 +19465,7 @@
     <w:p>
       <w:r>
         <w:pict w14:anchorId="31BADBF1">
-          <v:rect id="_x0000_i2365" style="width:0;height:1.5pt" o:hralign="center" o:hrstd="t" o:hr="t" fillcolor="#a0a0a0" stroked="f"/>
+          <v:rect id="_x0000_i1182" style="width:0;height:1.5pt" o:hralign="center" o:hrstd="t" o:hr="t" fillcolor="#a0a0a0" stroked="f"/>
         </w:pict>
       </w:r>
     </w:p>
@@ -19533,7 +19533,7 @@
     <w:p>
       <w:r>
         <w:pict w14:anchorId="689471B5">
-          <v:rect id="_x0000_i2366" style="width:0;height:1.5pt" o:hralign="center" o:hrstd="t" o:hr="t" fillcolor="#a0a0a0" stroked="f"/>
+          <v:rect id="_x0000_i1183" style="width:0;height:1.5pt" o:hralign="center" o:hrstd="t" o:hr="t" fillcolor="#a0a0a0" stroked="f"/>
         </w:pict>
       </w:r>
     </w:p>
@@ -19623,7 +19623,7 @@
     <w:p>
       <w:r>
         <w:pict w14:anchorId="21DB1FB2">
-          <v:rect id="_x0000_i2367" style="width:0;height:1.5pt" o:hralign="center" o:hrstd="t" o:hr="t" fillcolor="#a0a0a0" stroked="f"/>
+          <v:rect id="_x0000_i1184" style="width:0;height:1.5pt" o:hralign="center" o:hrstd="t" o:hr="t" fillcolor="#a0a0a0" stroked="f"/>
         </w:pict>
       </w:r>
     </w:p>
@@ -19680,7 +19680,7 @@
     <w:p>
       <w:r>
         <w:pict w14:anchorId="6E5BBB90">
-          <v:rect id="_x0000_i2368" style="width:0;height:1.5pt" o:hralign="center" o:hrstd="t" o:hr="t" fillcolor="#a0a0a0" stroked="f"/>
+          <v:rect id="_x0000_i1185" style="width:0;height:1.5pt" o:hralign="center" o:hrstd="t" o:hr="t" fillcolor="#a0a0a0" stroked="f"/>
         </w:pict>
       </w:r>
     </w:p>
@@ -19733,7 +19733,7 @@
     <w:p>
       <w:r>
         <w:pict w14:anchorId="50378397">
-          <v:rect id="_x0000_i2369" style="width:0;height:1.5pt" o:hralign="center" o:hrstd="t" o:hr="t" fillcolor="#a0a0a0" stroked="f"/>
+          <v:rect id="_x0000_i1186" style="width:0;height:1.5pt" o:hralign="center" o:hrstd="t" o:hr="t" fillcolor="#a0a0a0" stroked="f"/>
         </w:pict>
       </w:r>
     </w:p>
@@ -19789,7 +19789,7 @@
     <w:p>
       <w:r>
         <w:pict w14:anchorId="7CC0107E">
-          <v:rect id="_x0000_i2370" style="width:0;height:1.5pt" o:hralign="center" o:hrstd="t" o:hr="t" fillcolor="#a0a0a0" stroked="f"/>
+          <v:rect id="_x0000_i1187" style="width:0;height:1.5pt" o:hralign="center" o:hrstd="t" o:hr="t" fillcolor="#a0a0a0" stroked="f"/>
         </w:pict>
       </w:r>
     </w:p>
@@ -19988,7 +19988,7 @@
     <w:p>
       <w:r>
         <w:pict w14:anchorId="6F45AD67">
-          <v:rect id="_x0000_i2371" style="width:0;height:1.5pt" o:hralign="center" o:hrstd="t" o:hr="t" fillcolor="#a0a0a0" stroked="f"/>
+          <v:rect id="_x0000_i1188" style="width:0;height:1.5pt" o:hralign="center" o:hrstd="t" o:hr="t" fillcolor="#a0a0a0" stroked="f"/>
         </w:pict>
       </w:r>
     </w:p>
@@ -20044,7 +20044,7 @@
     <w:p>
       <w:r>
         <w:pict w14:anchorId="5F1A3D88">
-          <v:rect id="_x0000_i2372" style="width:0;height:1.5pt" o:hralign="center" o:hrstd="t" o:hr="t" fillcolor="#a0a0a0" stroked="f"/>
+          <v:rect id="_x0000_i1189" style="width:0;height:1.5pt" o:hralign="center" o:hrstd="t" o:hr="t" fillcolor="#a0a0a0" stroked="f"/>
         </w:pict>
       </w:r>
     </w:p>
@@ -20108,7 +20108,7 @@
     <w:p>
       <w:r>
         <w:pict w14:anchorId="0CB760A7">
-          <v:rect id="_x0000_i2373" style="width:0;height:1.5pt" o:hralign="center" o:hrstd="t" o:hr="t" fillcolor="#a0a0a0" stroked="f"/>
+          <v:rect id="_x0000_i1190" style="width:0;height:1.5pt" o:hralign="center" o:hrstd="t" o:hr="t" fillcolor="#a0a0a0" stroked="f"/>
         </w:pict>
       </w:r>
     </w:p>
@@ -20339,7 +20339,7 @@
     <w:p>
       <w:r>
         <w:pict w14:anchorId="72039CC3">
-          <v:rect id="_x0000_i2374" style="width:0;height:1.5pt" o:hralign="center" o:hrstd="t" o:hr="t" fillcolor="#a0a0a0" stroked="f"/>
+          <v:rect id="_x0000_i1191" style="width:0;height:1.5pt" o:hralign="center" o:hrstd="t" o:hr="t" fillcolor="#a0a0a0" stroked="f"/>
         </w:pict>
       </w:r>
     </w:p>
@@ -20509,7 +20509,7 @@
     <w:p>
       <w:r>
         <w:pict w14:anchorId="0FA1EA97">
-          <v:rect id="_x0000_i2375" style="width:0;height:1.5pt" o:hralign="center" o:hrstd="t" o:hr="t" fillcolor="#a0a0a0" stroked="f"/>
+          <v:rect id="_x0000_i1192" style="width:0;height:1.5pt" o:hralign="center" o:hrstd="t" o:hr="t" fillcolor="#a0a0a0" stroked="f"/>
         </w:pict>
       </w:r>
     </w:p>
@@ -20679,7 +20679,7 @@
     <w:p>
       <w:r>
         <w:pict w14:anchorId="51B15F2C">
-          <v:rect id="_x0000_i2376" style="width:0;height:1.5pt" o:hralign="center" o:hrstd="t" o:hr="t" fillcolor="#a0a0a0" stroked="f"/>
+          <v:rect id="_x0000_i1193" style="width:0;height:1.5pt" o:hralign="center" o:hrstd="t" o:hr="t" fillcolor="#a0a0a0" stroked="f"/>
         </w:pict>
       </w:r>
     </w:p>
@@ -20881,7 +20881,7 @@
     <w:p>
       <w:r>
         <w:pict w14:anchorId="1C9CFD4B">
-          <v:rect id="_x0000_i2377" style="width:0;height:1.5pt" o:hralign="center" o:hrstd="t" o:hr="t" fillcolor="#a0a0a0" stroked="f"/>
+          <v:rect id="_x0000_i1194" style="width:0;height:1.5pt" o:hralign="center" o:hrstd="t" o:hr="t" fillcolor="#a0a0a0" stroked="f"/>
         </w:pict>
       </w:r>
     </w:p>
@@ -21099,7 +21099,7 @@
     <w:p>
       <w:r>
         <w:pict w14:anchorId="4DADE5B6">
-          <v:rect id="_x0000_i2378" style="width:0;height:1.5pt" o:hralign="center" o:hrstd="t" o:hr="t" fillcolor="#a0a0a0" stroked="f"/>
+          <v:rect id="_x0000_i1195" style="width:0;height:1.5pt" o:hralign="center" o:hrstd="t" o:hr="t" fillcolor="#a0a0a0" stroked="f"/>
         </w:pict>
       </w:r>
     </w:p>
@@ -21304,7 +21304,7 @@
     <w:p>
       <w:r>
         <w:pict w14:anchorId="23524B30">
-          <v:rect id="_x0000_i2379" style="width:0;height:1.5pt" o:hralign="center" o:hrstd="t" o:hr="t" fillcolor="#a0a0a0" stroked="f"/>
+          <v:rect id="_x0000_i1196" style="width:0;height:1.5pt" o:hralign="center" o:hrstd="t" o:hr="t" fillcolor="#a0a0a0" stroked="f"/>
         </w:pict>
       </w:r>
     </w:p>
@@ -21507,7 +21507,7 @@
       <w:r>
         <w:lastRenderedPageBreak/>
         <w:pict w14:anchorId="271B42A3">
-          <v:rect id="_x0000_i2380" style="width:0;height:1.5pt" o:hralign="center" o:hrstd="t" o:hr="t" fillcolor="#a0a0a0" stroked="f"/>
+          <v:rect id="_x0000_i1197" style="width:0;height:1.5pt" o:hralign="center" o:hrstd="t" o:hr="t" fillcolor="#a0a0a0" stroked="f"/>
         </w:pict>
       </w:r>
     </w:p>
@@ -21627,7 +21627,7 @@
     <w:p>
       <w:r>
         <w:pict w14:anchorId="5BD824A8">
-          <v:rect id="_x0000_i2381" style="width:0;height:1.5pt" o:hralign="center" o:hrstd="t" o:hr="t" fillcolor="#a0a0a0" stroked="f"/>
+          <v:rect id="_x0000_i1198" style="width:0;height:1.5pt" o:hralign="center" o:hrstd="t" o:hr="t" fillcolor="#a0a0a0" stroked="f"/>
         </w:pict>
       </w:r>
     </w:p>
@@ -21852,7 +21852,7 @@
     <w:p>
       <w:r>
         <w:pict w14:anchorId="0E0318C7">
-          <v:rect id="_x0000_i2382" style="width:0;height:1.5pt" o:hralign="center" o:hrstd="t" o:hr="t" fillcolor="#a0a0a0" stroked="f"/>
+          <v:rect id="_x0000_i1199" style="width:0;height:1.5pt" o:hralign="center" o:hrstd="t" o:hr="t" fillcolor="#a0a0a0" stroked="f"/>
         </w:pict>
       </w:r>
     </w:p>
@@ -22083,7 +22083,7 @@
     <w:p>
       <w:r>
         <w:pict w14:anchorId="27DA324E">
-          <v:rect id="_x0000_i2383" style="width:0;height:1.5pt" o:hralign="center" o:hrstd="t" o:hr="t" fillcolor="#a0a0a0" stroked="f"/>
+          <v:rect id="_x0000_i1200" style="width:0;height:1.5pt" o:hralign="center" o:hrstd="t" o:hr="t" fillcolor="#a0a0a0" stroked="f"/>
         </w:pict>
       </w:r>
     </w:p>
@@ -22275,7 +22275,7 @@
     <w:p>
       <w:r>
         <w:pict w14:anchorId="78C8B406">
-          <v:rect id="_x0000_i2384" style="width:0;height:1.5pt" o:hralign="center" o:hrstd="t" o:hr="t" fillcolor="#a0a0a0" stroked="f"/>
+          <v:rect id="_x0000_i1201" style="width:0;height:1.5pt" o:hralign="center" o:hrstd="t" o:hr="t" fillcolor="#a0a0a0" stroked="f"/>
         </w:pict>
       </w:r>
     </w:p>
@@ -22357,7 +22357,7 @@
     <w:p>
       <w:r>
         <w:pict w14:anchorId="46AF3447">
-          <v:rect id="_x0000_i2385" style="width:0;height:1.5pt" o:hralign="center" o:hrstd="t" o:hr="t" fillcolor="#a0a0a0" stroked="f"/>
+          <v:rect id="_x0000_i1202" style="width:0;height:1.5pt" o:hralign="center" o:hrstd="t" o:hr="t" fillcolor="#a0a0a0" stroked="f"/>
         </w:pict>
       </w:r>
     </w:p>
@@ -22462,7 +22462,7 @@
     <w:p>
       <w:r>
         <w:pict w14:anchorId="4A75696D">
-          <v:rect id="_x0000_i2386" style="width:0;height:1.5pt" o:hralign="center" o:hrstd="t" o:hr="t" fillcolor="#a0a0a0" stroked="f"/>
+          <v:rect id="_x0000_i1203" style="width:0;height:1.5pt" o:hralign="center" o:hrstd="t" o:hr="t" fillcolor="#a0a0a0" stroked="f"/>
         </w:pict>
       </w:r>
     </w:p>
@@ -22646,7 +22646,7 @@
     <w:p>
       <w:r>
         <w:pict w14:anchorId="155A4814">
-          <v:rect id="_x0000_i2387" style="width:0;height:1.5pt" o:hralign="center" o:hrstd="t" o:hr="t" fillcolor="#a0a0a0" stroked="f"/>
+          <v:rect id="_x0000_i1204" style="width:0;height:1.5pt" o:hralign="center" o:hrstd="t" o:hr="t" fillcolor="#a0a0a0" stroked="f"/>
         </w:pict>
       </w:r>
     </w:p>
@@ -22854,7 +22854,7 @@
     <w:p>
       <w:r>
         <w:pict w14:anchorId="438BD3B3">
-          <v:rect id="_x0000_i2388" style="width:0;height:1.5pt" o:hralign="center" o:hrstd="t" o:hr="t" fillcolor="#a0a0a0" stroked="f"/>
+          <v:rect id="_x0000_i1205" style="width:0;height:1.5pt" o:hralign="center" o:hrstd="t" o:hr="t" fillcolor="#a0a0a0" stroked="f"/>
         </w:pict>
       </w:r>
     </w:p>
@@ -22950,7 +22950,7 @@
     <w:p>
       <w:r>
         <w:pict w14:anchorId="664548DA">
-          <v:rect id="_x0000_i2389" style="width:0;height:1.5pt" o:hralign="center" o:hrstd="t" o:hr="t" fillcolor="#a0a0a0" stroked="f"/>
+          <v:rect id="_x0000_i1206" style="width:0;height:1.5pt" o:hralign="center" o:hrstd="t" o:hr="t" fillcolor="#a0a0a0" stroked="f"/>
         </w:pict>
       </w:r>
     </w:p>
@@ -23012,7 +23012,7 @@
     <w:p>
       <w:r>
         <w:pict w14:anchorId="0B08B056">
-          <v:rect id="_x0000_i2390" style="width:0;height:1.5pt" o:hralign="center" o:hrstd="t" o:hr="t" fillcolor="#a0a0a0" stroked="f"/>
+          <v:rect id="_x0000_i1207" style="width:0;height:1.5pt" o:hralign="center" o:hrstd="t" o:hr="t" fillcolor="#a0a0a0" stroked="f"/>
         </w:pict>
       </w:r>
     </w:p>
@@ -23048,7 +23048,7 @@
     <w:p>
       <w:r>
         <w:pict w14:anchorId="67617E40">
-          <v:rect id="_x0000_i2391" style="width:0;height:1.5pt" o:hralign="center" o:hrstd="t" o:hr="t" fillcolor="#a0a0a0" stroked="f"/>
+          <v:rect id="_x0000_i1208" style="width:0;height:1.5pt" o:hralign="center" o:hrstd="t" o:hr="t" fillcolor="#a0a0a0" stroked="f"/>
         </w:pict>
       </w:r>
     </w:p>
@@ -23103,7 +23103,7 @@
     <w:p>
       <w:r>
         <w:pict w14:anchorId="22354122">
-          <v:rect id="_x0000_i2392" style="width:0;height:1.5pt" o:hralign="center" o:hrstd="t" o:hr="t" fillcolor="#a0a0a0" stroked="f"/>
+          <v:rect id="_x0000_i1209" style="width:0;height:1.5pt" o:hralign="center" o:hrstd="t" o:hr="t" fillcolor="#a0a0a0" stroked="f"/>
         </w:pict>
       </w:r>
     </w:p>
@@ -23274,7 +23274,7 @@
       <w:r>
         <w:lastRenderedPageBreak/>
         <w:pict w14:anchorId="70106DB2">
-          <v:rect id="_x0000_i2393" style="width:0;height:1.5pt" o:hralign="center" o:hrstd="t" o:hr="t" fillcolor="#a0a0a0" stroked="f"/>
+          <v:rect id="_x0000_i1210" style="width:0;height:1.5pt" o:hralign="center" o:hrstd="t" o:hr="t" fillcolor="#a0a0a0" stroked="f"/>
         </w:pict>
       </w:r>
     </w:p>
@@ -23346,7 +23346,7 @@
     <w:p>
       <w:r>
         <w:pict w14:anchorId="414D3648">
-          <v:rect id="_x0000_i2394" style="width:0;height:1.5pt" o:hralign="center" o:hrstd="t" o:hr="t" fillcolor="#a0a0a0" stroked="f"/>
+          <v:rect id="_x0000_i1211" style="width:0;height:1.5pt" o:hralign="center" o:hrstd="t" o:hr="t" fillcolor="#a0a0a0" stroked="f"/>
         </w:pict>
       </w:r>
     </w:p>
@@ -23548,7 +23548,7 @@
     <w:p>
       <w:r>
         <w:pict w14:anchorId="4A28424B">
-          <v:rect id="_x0000_i2395" style="width:0;height:1.5pt" o:hralign="center" o:hrstd="t" o:hr="t" fillcolor="#a0a0a0" stroked="f"/>
+          <v:rect id="_x0000_i1212" style="width:0;height:1.5pt" o:hralign="center" o:hrstd="t" o:hr="t" fillcolor="#a0a0a0" stroked="f"/>
         </w:pict>
       </w:r>
     </w:p>
@@ -23615,7 +23615,7 @@
     <w:p>
       <w:r>
         <w:pict w14:anchorId="058424CC">
-          <v:rect id="_x0000_i2396" style="width:0;height:1.5pt" o:hralign="center" o:hrstd="t" o:hr="t" fillcolor="#a0a0a0" stroked="f"/>
+          <v:rect id="_x0000_i1213" style="width:0;height:1.5pt" o:hralign="center" o:hrstd="t" o:hr="t" fillcolor="#a0a0a0" stroked="f"/>
         </w:pict>
       </w:r>
     </w:p>
@@ -23681,7 +23681,7 @@
     <w:p>
       <w:r>
         <w:pict w14:anchorId="398448A7">
-          <v:rect id="_x0000_i2397" style="width:0;height:1.5pt" o:hralign="center" o:hrstd="t" o:hr="t" fillcolor="#a0a0a0" stroked="f"/>
+          <v:rect id="_x0000_i1214" style="width:0;height:1.5pt" o:hralign="center" o:hrstd="t" o:hr="t" fillcolor="#a0a0a0" stroked="f"/>
         </w:pict>
       </w:r>
     </w:p>
@@ -23871,7 +23871,7 @@
     <w:p>
       <w:r>
         <w:pict w14:anchorId="22E3FE65">
-          <v:rect id="_x0000_i2398" style="width:0;height:1.5pt" o:hralign="center" o:hrstd="t" o:hr="t" fillcolor="#a0a0a0" stroked="f"/>
+          <v:rect id="_x0000_i1215" style="width:0;height:1.5pt" o:hralign="center" o:hrstd="t" o:hr="t" fillcolor="#a0a0a0" stroked="f"/>
         </w:pict>
       </w:r>
     </w:p>
@@ -24066,7 +24066,7 @@
     <w:p>
       <w:r>
         <w:pict w14:anchorId="1FA3265C">
-          <v:rect id="_x0000_i2399" style="width:0;height:1.5pt" o:hralign="center" o:hrstd="t" o:hr="t" fillcolor="#a0a0a0" stroked="f"/>
+          <v:rect id="_x0000_i1216" style="width:0;height:1.5pt" o:hralign="center" o:hrstd="t" o:hr="t" fillcolor="#a0a0a0" stroked="f"/>
         </w:pict>
       </w:r>
     </w:p>
@@ -24268,7 +24268,7 @@
     <w:p>
       <w:r>
         <w:pict w14:anchorId="51035DB4">
-          <v:rect id="_x0000_i2400" style="width:0;height:1.5pt" o:hralign="center" o:hrstd="t" o:hr="t" fillcolor="#a0a0a0" stroked="f"/>
+          <v:rect id="_x0000_i1217" style="width:0;height:1.5pt" o:hralign="center" o:hrstd="t" o:hr="t" fillcolor="#a0a0a0" stroked="f"/>
         </w:pict>
       </w:r>
     </w:p>
@@ -24439,7 +24439,7 @@
     <w:p>
       <w:r>
         <w:pict w14:anchorId="092EAAC5">
-          <v:rect id="_x0000_i2401" style="width:0;height:1.5pt" o:hralign="center" o:hrstd="t" o:hr="t" fillcolor="#a0a0a0" stroked="f"/>
+          <v:rect id="_x0000_i1218" style="width:0;height:1.5pt" o:hralign="center" o:hrstd="t" o:hr="t" fillcolor="#a0a0a0" stroked="f"/>
         </w:pict>
       </w:r>
     </w:p>
@@ -24609,7 +24609,7 @@
     <w:p>
       <w:r>
         <w:pict w14:anchorId="5E59FC04">
-          <v:rect id="_x0000_i2402" style="width:0;height:1.5pt" o:hralign="center" o:hrstd="t" o:hr="t" fillcolor="#a0a0a0" stroked="f"/>
+          <v:rect id="_x0000_i1219" style="width:0;height:1.5pt" o:hralign="center" o:hrstd="t" o:hr="t" fillcolor="#a0a0a0" stroked="f"/>
         </w:pict>
       </w:r>
     </w:p>
@@ -24840,7 +24840,7 @@
     <w:p>
       <w:r>
         <w:pict w14:anchorId="3D2604FD">
-          <v:rect id="_x0000_i2403" style="width:0;height:1.5pt" o:hralign="center" o:hrstd="t" o:hr="t" fillcolor="#a0a0a0" stroked="f"/>
+          <v:rect id="_x0000_i1220" style="width:0;height:1.5pt" o:hralign="center" o:hrstd="t" o:hr="t" fillcolor="#a0a0a0" stroked="f"/>
         </w:pict>
       </w:r>
     </w:p>
@@ -25056,13 +25056,182 @@
     </w:p>
     <w:p/>
     <w:sectPr>
+      <w:headerReference w:type="even" r:id="rId8"/>
+      <w:headerReference w:type="default" r:id="rId9"/>
+      <w:footerReference w:type="even" r:id="rId10"/>
+      <w:footerReference w:type="default" r:id="rId11"/>
+      <w:headerReference w:type="first" r:id="rId12"/>
+      <w:footerReference w:type="first" r:id="rId13"/>
       <w:pgSz w:w="11906" w:h="16838"/>
       <w:pgMar w:top="1440" w:right="1440" w:bottom="1440" w:left="1440" w:header="708" w:footer="708" w:gutter="0"/>
+      <w:pgBorders w:offsetFrom="page">
+        <w:top w:val="single" w:sz="4" w:space="24" w:color="auto"/>
+        <w:left w:val="single" w:sz="4" w:space="24" w:color="auto"/>
+        <w:bottom w:val="single" w:sz="4" w:space="24" w:color="auto"/>
+        <w:right w:val="single" w:sz="4" w:space="24" w:color="auto"/>
+      </w:pgBorders>
       <w:cols w:space="708"/>
       <w:docGrid w:linePitch="360"/>
     </w:sectPr>
   </w:body>
 </w:document>
+</file>
+
+<file path=word/endnotes.xml><?xml version="1.0" encoding="utf-8"?>
+<w:endnotes xmlns:wpc="http://schemas.microsoft.com/office/word/2010/wordprocessingCanvas" xmlns:cx="http://schemas.microsoft.com/office/drawing/2014/chartex" xmlns:cx1="http://schemas.microsoft.com/office/drawing/2015/9/8/chartex" xmlns:cx2="http://schemas.microsoft.com/office/drawing/2015/10/21/chartex" xmlns:cx3="http://schemas.microsoft.com/office/drawing/2016/5/9/chartex" xmlns:cx4="http://schemas.microsoft.com/office/drawing/2016/5/10/chartex" xmlns:cx5="http://schemas.microsoft.com/office/drawing/2016/5/11/chartex" xmlns:cx6="http://schemas.microsoft.com/office/drawing/2016/5/12/chartex" xmlns:cx7="http://schemas.microsoft.com/office/drawing/2016/5/13/chartex" xmlns:cx8="http://schemas.microsoft.com/office/drawing/2016/5/14/chartex" xmlns:mc="http://schemas.openxmlformats.org/markup-compatibility/2006" xmlns:aink="http://schemas.microsoft.com/office/drawing/2016/ink" xmlns:am3d="http://schemas.microsoft.com/office/drawing/2017/model3d" xmlns:o="urn:schemas-microsoft-com:office:office" xmlns:oel="http://schemas.microsoft.com/office/2019/extlst" xmlns:r="http://schemas.openxmlformats.org/officeDocument/2006/relationships" xmlns:m="http://schemas.openxmlformats.org/officeDocument/2006/math" xmlns:v="urn:schemas-microsoft-com:vml" xmlns:wp14="http://schemas.microsoft.com/office/word/2010/wordprocessingDrawing" xmlns:wp="http://schemas.openxmlformats.org/drawingml/2006/wordprocessingDrawing" xmlns:w10="urn:schemas-microsoft-com:office:word" xmlns:w="http://schemas.openxmlformats.org/wordprocessingml/2006/main" xmlns:w14="http://schemas.microsoft.com/office/word/2010/wordml" xmlns:w15="http://schemas.microsoft.com/office/word/2012/wordml" xmlns:w16cex="http://schemas.microsoft.com/office/word/2018/wordml/cex" xmlns:w16cid="http://schemas.microsoft.com/office/word/2016/wordml/cid" xmlns:w16="http://schemas.microsoft.com/office/word/2018/wordml" xmlns:w16du="http://schemas.microsoft.com/office/word/2023/wordml/word16du" xmlns:w16sdtdh="http://schemas.microsoft.com/office/word/2020/wordml/sdtdatahash" xmlns:w16sdtfl="http://schemas.microsoft.com/office/word/2024/wordml/sdtformatlock" xmlns:w16se="http://schemas.microsoft.com/office/word/2015/wordml/symex" xmlns:wpg="http://schemas.microsoft.com/office/word/2010/wordprocessingGroup" xmlns:wpi="http://schemas.microsoft.com/office/word/2010/wordprocessingInk" xmlns:wne="http://schemas.microsoft.com/office/word/2006/wordml" xmlns:wps="http://schemas.microsoft.com/office/word/2010/wordprocessingShape" mc:Ignorable="w14 w15 w16se w16cid w16 w16cex w16sdtdh w16sdtfl w16du wp14">
+  <w:endnote w:type="separator" w:id="-1">
+    <w:p>
+      <w:pPr>
+        <w:spacing w:after="0" w:line="240" w:lineRule="auto"/>
+      </w:pPr>
+      <w:r>
+        <w:separator/>
+      </w:r>
+    </w:p>
+  </w:endnote>
+  <w:endnote w:type="continuationSeparator" w:id="0">
+    <w:p>
+      <w:pPr>
+        <w:spacing w:after="0" w:line="240" w:lineRule="auto"/>
+      </w:pPr>
+      <w:r>
+        <w:continuationSeparator/>
+      </w:r>
+    </w:p>
+  </w:endnote>
+</w:endnotes>
+</file>
+
+<file path=word/footer1.xml><?xml version="1.0" encoding="utf-8"?>
+<w:ftr xmlns:wpc="http://schemas.microsoft.com/office/word/2010/wordprocessingCanvas" xmlns:cx="http://schemas.microsoft.com/office/drawing/2014/chartex" xmlns:cx1="http://schemas.microsoft.com/office/drawing/2015/9/8/chartex" xmlns:cx2="http://schemas.microsoft.com/office/drawing/2015/10/21/chartex" xmlns:cx3="http://schemas.microsoft.com/office/drawing/2016/5/9/chartex" xmlns:cx4="http://schemas.microsoft.com/office/drawing/2016/5/10/chartex" xmlns:cx5="http://schemas.microsoft.com/office/drawing/2016/5/11/chartex" xmlns:cx6="http://schemas.microsoft.com/office/drawing/2016/5/12/chartex" xmlns:cx7="http://schemas.microsoft.com/office/drawing/2016/5/13/chartex" xmlns:cx8="http://schemas.microsoft.com/office/drawing/2016/5/14/chartex" xmlns:mc="http://schemas.openxmlformats.org/markup-compatibility/2006" xmlns:aink="http://schemas.microsoft.com/office/drawing/2016/ink" xmlns:am3d="http://schemas.microsoft.com/office/drawing/2017/model3d" xmlns:o="urn:schemas-microsoft-com:office:office" xmlns:oel="http://schemas.microsoft.com/office/2019/extlst" xmlns:r="http://schemas.openxmlformats.org/officeDocument/2006/relationships" xmlns:m="http://schemas.openxmlformats.org/officeDocument/2006/math" xmlns:v="urn:schemas-microsoft-com:vml" xmlns:wp14="http://schemas.microsoft.com/office/word/2010/wordprocessingDrawing" xmlns:wp="http://schemas.openxmlformats.org/drawingml/2006/wordprocessingDrawing" xmlns:w10="urn:schemas-microsoft-com:office:word" xmlns:w="http://schemas.openxmlformats.org/wordprocessingml/2006/main" xmlns:w14="http://schemas.microsoft.com/office/word/2010/wordml" xmlns:w15="http://schemas.microsoft.com/office/word/2012/wordml" xmlns:w16cex="http://schemas.microsoft.com/office/word/2018/wordml/cex" xmlns:w16cid="http://schemas.microsoft.com/office/word/2016/wordml/cid" xmlns:w16="http://schemas.microsoft.com/office/word/2018/wordml" xmlns:w16du="http://schemas.microsoft.com/office/word/2023/wordml/word16du" xmlns:w16sdtdh="http://schemas.microsoft.com/office/word/2020/wordml/sdtdatahash" xmlns:w16sdtfl="http://schemas.microsoft.com/office/word/2024/wordml/sdtformatlock" xmlns:w16se="http://schemas.microsoft.com/office/word/2015/wordml/symex" xmlns:wpg="http://schemas.microsoft.com/office/word/2010/wordprocessingGroup" xmlns:wpi="http://schemas.microsoft.com/office/word/2010/wordprocessingInk" xmlns:wne="http://schemas.microsoft.com/office/word/2006/wordml" xmlns:wps="http://schemas.microsoft.com/office/word/2010/wordprocessingShape" mc:Ignorable="w14 w15 w16se w16cid w16 w16cex w16sdtdh w16sdtfl w16du wp14">
+  <w:p>
+    <w:pPr>
+      <w:pStyle w:val="Footer"/>
+    </w:pPr>
+  </w:p>
+</w:ftr>
+</file>
+
+<file path=word/footer2.xml><?xml version="1.0" encoding="utf-8"?>
+<w:ftr xmlns:wpc="http://schemas.microsoft.com/office/word/2010/wordprocessingCanvas" xmlns:cx="http://schemas.microsoft.com/office/drawing/2014/chartex" xmlns:cx1="http://schemas.microsoft.com/office/drawing/2015/9/8/chartex" xmlns:cx2="http://schemas.microsoft.com/office/drawing/2015/10/21/chartex" xmlns:cx3="http://schemas.microsoft.com/office/drawing/2016/5/9/chartex" xmlns:cx4="http://schemas.microsoft.com/office/drawing/2016/5/10/chartex" xmlns:cx5="http://schemas.microsoft.com/office/drawing/2016/5/11/chartex" xmlns:cx6="http://schemas.microsoft.com/office/drawing/2016/5/12/chartex" xmlns:cx7="http://schemas.microsoft.com/office/drawing/2016/5/13/chartex" xmlns:cx8="http://schemas.microsoft.com/office/drawing/2016/5/14/chartex" xmlns:mc="http://schemas.openxmlformats.org/markup-compatibility/2006" xmlns:aink="http://schemas.microsoft.com/office/drawing/2016/ink" xmlns:am3d="http://schemas.microsoft.com/office/drawing/2017/model3d" xmlns:o="urn:schemas-microsoft-com:office:office" xmlns:oel="http://schemas.microsoft.com/office/2019/extlst" xmlns:r="http://schemas.openxmlformats.org/officeDocument/2006/relationships" xmlns:m="http://schemas.openxmlformats.org/officeDocument/2006/math" xmlns:v="urn:schemas-microsoft-com:vml" xmlns:wp14="http://schemas.microsoft.com/office/word/2010/wordprocessingDrawing" xmlns:wp="http://schemas.openxmlformats.org/drawingml/2006/wordprocessingDrawing" xmlns:w10="urn:schemas-microsoft-com:office:word" xmlns:w="http://schemas.openxmlformats.org/wordprocessingml/2006/main" xmlns:w14="http://schemas.microsoft.com/office/word/2010/wordml" xmlns:w15="http://schemas.microsoft.com/office/word/2012/wordml" xmlns:w16cex="http://schemas.microsoft.com/office/word/2018/wordml/cex" xmlns:w16cid="http://schemas.microsoft.com/office/word/2016/wordml/cid" xmlns:w16="http://schemas.microsoft.com/office/word/2018/wordml" xmlns:w16du="http://schemas.microsoft.com/office/word/2023/wordml/word16du" xmlns:w16sdtdh="http://schemas.microsoft.com/office/word/2020/wordml/sdtdatahash" xmlns:w16sdtfl="http://schemas.microsoft.com/office/word/2024/wordml/sdtformatlock" xmlns:w16se="http://schemas.microsoft.com/office/word/2015/wordml/symex" xmlns:wpg="http://schemas.microsoft.com/office/word/2010/wordprocessingGroup" xmlns:wpi="http://schemas.microsoft.com/office/word/2010/wordprocessingInk" xmlns:wne="http://schemas.microsoft.com/office/word/2006/wordml" xmlns:wps="http://schemas.microsoft.com/office/word/2010/wordprocessingShape" mc:Ignorable="w14 w15 w16se w16cid w16 w16cex w16sdtdh w16sdtfl w16du wp14">
+  <w:p>
+    <w:pPr>
+      <w:pStyle w:val="Footer"/>
+    </w:pPr>
+  </w:p>
+</w:ftr>
+</file>
+
+<file path=word/footer3.xml><?xml version="1.0" encoding="utf-8"?>
+<w:ftr xmlns:wpc="http://schemas.microsoft.com/office/word/2010/wordprocessingCanvas" xmlns:cx="http://schemas.microsoft.com/office/drawing/2014/chartex" xmlns:cx1="http://schemas.microsoft.com/office/drawing/2015/9/8/chartex" xmlns:cx2="http://schemas.microsoft.com/office/drawing/2015/10/21/chartex" xmlns:cx3="http://schemas.microsoft.com/office/drawing/2016/5/9/chartex" xmlns:cx4="http://schemas.microsoft.com/office/drawing/2016/5/10/chartex" xmlns:cx5="http://schemas.microsoft.com/office/drawing/2016/5/11/chartex" xmlns:cx6="http://schemas.microsoft.com/office/drawing/2016/5/12/chartex" xmlns:cx7="http://schemas.microsoft.com/office/drawing/2016/5/13/chartex" xmlns:cx8="http://schemas.microsoft.com/office/drawing/2016/5/14/chartex" xmlns:mc="http://schemas.openxmlformats.org/markup-compatibility/2006" xmlns:aink="http://schemas.microsoft.com/office/drawing/2016/ink" xmlns:am3d="http://schemas.microsoft.com/office/drawing/2017/model3d" xmlns:o="urn:schemas-microsoft-com:office:office" xmlns:oel="http://schemas.microsoft.com/office/2019/extlst" xmlns:r="http://schemas.openxmlformats.org/officeDocument/2006/relationships" xmlns:m="http://schemas.openxmlformats.org/officeDocument/2006/math" xmlns:v="urn:schemas-microsoft-com:vml" xmlns:wp14="http://schemas.microsoft.com/office/word/2010/wordprocessingDrawing" xmlns:wp="http://schemas.openxmlformats.org/drawingml/2006/wordprocessingDrawing" xmlns:w10="urn:schemas-microsoft-com:office:word" xmlns:w="http://schemas.openxmlformats.org/wordprocessingml/2006/main" xmlns:w14="http://schemas.microsoft.com/office/word/2010/wordml" xmlns:w15="http://schemas.microsoft.com/office/word/2012/wordml" xmlns:w16cex="http://schemas.microsoft.com/office/word/2018/wordml/cex" xmlns:w16cid="http://schemas.microsoft.com/office/word/2016/wordml/cid" xmlns:w16="http://schemas.microsoft.com/office/word/2018/wordml" xmlns:w16du="http://schemas.microsoft.com/office/word/2023/wordml/word16du" xmlns:w16sdtdh="http://schemas.microsoft.com/office/word/2020/wordml/sdtdatahash" xmlns:w16sdtfl="http://schemas.microsoft.com/office/word/2024/wordml/sdtformatlock" xmlns:w16se="http://schemas.microsoft.com/office/word/2015/wordml/symex" xmlns:wpg="http://schemas.microsoft.com/office/word/2010/wordprocessingGroup" xmlns:wpi="http://schemas.microsoft.com/office/word/2010/wordprocessingInk" xmlns:wne="http://schemas.microsoft.com/office/word/2006/wordml" xmlns:wps="http://schemas.microsoft.com/office/word/2010/wordprocessingShape" mc:Ignorable="w14 w15 w16se w16cid w16 w16cex w16sdtdh w16sdtfl w16du wp14">
+  <w:p>
+    <w:pPr>
+      <w:pStyle w:val="Footer"/>
+    </w:pPr>
+  </w:p>
+</w:ftr>
+</file>
+
+<file path=word/footnotes.xml><?xml version="1.0" encoding="utf-8"?>
+<w:footnotes xmlns:wpc="http://schemas.microsoft.com/office/word/2010/wordprocessingCanvas" xmlns:cx="http://schemas.microsoft.com/office/drawing/2014/chartex" xmlns:cx1="http://schemas.microsoft.com/office/drawing/2015/9/8/chartex" xmlns:cx2="http://schemas.microsoft.com/office/drawing/2015/10/21/chartex" xmlns:cx3="http://schemas.microsoft.com/office/drawing/2016/5/9/chartex" xmlns:cx4="http://schemas.microsoft.com/office/drawing/2016/5/10/chartex" xmlns:cx5="http://schemas.microsoft.com/office/drawing/2016/5/11/chartex" xmlns:cx6="http://schemas.microsoft.com/office/drawing/2016/5/12/chartex" xmlns:cx7="http://schemas.microsoft.com/office/drawing/2016/5/13/chartex" xmlns:cx8="http://schemas.microsoft.com/office/drawing/2016/5/14/chartex" xmlns:mc="http://schemas.openxmlformats.org/markup-compatibility/2006" xmlns:aink="http://schemas.microsoft.com/office/drawing/2016/ink" xmlns:am3d="http://schemas.microsoft.com/office/drawing/2017/model3d" xmlns:o="urn:schemas-microsoft-com:office:office" xmlns:oel="http://schemas.microsoft.com/office/2019/extlst" xmlns:r="http://schemas.openxmlformats.org/officeDocument/2006/relationships" xmlns:m="http://schemas.openxmlformats.org/officeDocument/2006/math" xmlns:v="urn:schemas-microsoft-com:vml" xmlns:wp14="http://schemas.microsoft.com/office/word/2010/wordprocessingDrawing" xmlns:wp="http://schemas.openxmlformats.org/drawingml/2006/wordprocessingDrawing" xmlns:w10="urn:schemas-microsoft-com:office:word" xmlns:w="http://schemas.openxmlformats.org/wordprocessingml/2006/main" xmlns:w14="http://schemas.microsoft.com/office/word/2010/wordml" xmlns:w15="http://schemas.microsoft.com/office/word/2012/wordml" xmlns:w16cex="http://schemas.microsoft.com/office/word/2018/wordml/cex" xmlns:w16cid="http://schemas.microsoft.com/office/word/2016/wordml/cid" xmlns:w16="http://schemas.microsoft.com/office/word/2018/wordml" xmlns:w16du="http://schemas.microsoft.com/office/word/2023/wordml/word16du" xmlns:w16sdtdh="http://schemas.microsoft.com/office/word/2020/wordml/sdtdatahash" xmlns:w16sdtfl="http://schemas.microsoft.com/office/word/2024/wordml/sdtformatlock" xmlns:w16se="http://schemas.microsoft.com/office/word/2015/wordml/symex" xmlns:wpg="http://schemas.microsoft.com/office/word/2010/wordprocessingGroup" xmlns:wpi="http://schemas.microsoft.com/office/word/2010/wordprocessingInk" xmlns:wne="http://schemas.microsoft.com/office/word/2006/wordml" xmlns:wps="http://schemas.microsoft.com/office/word/2010/wordprocessingShape" mc:Ignorable="w14 w15 w16se w16cid w16 w16cex w16sdtdh w16sdtfl w16du wp14">
+  <w:footnote w:type="separator" w:id="-1">
+    <w:p>
+      <w:pPr>
+        <w:spacing w:after="0" w:line="240" w:lineRule="auto"/>
+      </w:pPr>
+      <w:r>
+        <w:separator/>
+      </w:r>
+    </w:p>
+  </w:footnote>
+  <w:footnote w:type="continuationSeparator" w:id="0">
+    <w:p>
+      <w:pPr>
+        <w:spacing w:after="0" w:line="240" w:lineRule="auto"/>
+      </w:pPr>
+      <w:r>
+        <w:continuationSeparator/>
+      </w:r>
+    </w:p>
+  </w:footnote>
+</w:footnotes>
+</file>
+
+<file path=word/header1.xml><?xml version="1.0" encoding="utf-8"?>
+<w:hdr xmlns:wpc="http://schemas.microsoft.com/office/word/2010/wordprocessingCanvas" xmlns:cx="http://schemas.microsoft.com/office/drawing/2014/chartex" xmlns:cx1="http://schemas.microsoft.com/office/drawing/2015/9/8/chartex" xmlns:cx2="http://schemas.microsoft.com/office/drawing/2015/10/21/chartex" xmlns:cx3="http://schemas.microsoft.com/office/drawing/2016/5/9/chartex" xmlns:cx4="http://schemas.microsoft.com/office/drawing/2016/5/10/chartex" xmlns:cx5="http://schemas.microsoft.com/office/drawing/2016/5/11/chartex" xmlns:cx6="http://schemas.microsoft.com/office/drawing/2016/5/12/chartex" xmlns:cx7="http://schemas.microsoft.com/office/drawing/2016/5/13/chartex" xmlns:cx8="http://schemas.microsoft.com/office/drawing/2016/5/14/chartex" xmlns:mc="http://schemas.openxmlformats.org/markup-compatibility/2006" xmlns:aink="http://schemas.microsoft.com/office/drawing/2016/ink" xmlns:am3d="http://schemas.microsoft.com/office/drawing/2017/model3d" xmlns:o="urn:schemas-microsoft-com:office:office" xmlns:oel="http://schemas.microsoft.com/office/2019/extlst" xmlns:r="http://schemas.openxmlformats.org/officeDocument/2006/relationships" xmlns:m="http://schemas.openxmlformats.org/officeDocument/2006/math" xmlns:v="urn:schemas-microsoft-com:vml" xmlns:wp14="http://schemas.microsoft.com/office/word/2010/wordprocessingDrawing" xmlns:wp="http://schemas.openxmlformats.org/drawingml/2006/wordprocessingDrawing" xmlns:w10="urn:schemas-microsoft-com:office:word" xmlns:w="http://schemas.openxmlformats.org/wordprocessingml/2006/main" xmlns:w14="http://schemas.microsoft.com/office/word/2010/wordml" xmlns:w15="http://schemas.microsoft.com/office/word/2012/wordml" xmlns:w16cex="http://schemas.microsoft.com/office/word/2018/wordml/cex" xmlns:w16cid="http://schemas.microsoft.com/office/word/2016/wordml/cid" xmlns:w16="http://schemas.microsoft.com/office/word/2018/wordml" xmlns:w16du="http://schemas.microsoft.com/office/word/2023/wordml/word16du" xmlns:w16sdtdh="http://schemas.microsoft.com/office/word/2020/wordml/sdtdatahash" xmlns:w16sdtfl="http://schemas.microsoft.com/office/word/2024/wordml/sdtformatlock" xmlns:w16se="http://schemas.microsoft.com/office/word/2015/wordml/symex" xmlns:wpg="http://schemas.microsoft.com/office/word/2010/wordprocessingGroup" xmlns:wpi="http://schemas.microsoft.com/office/word/2010/wordprocessingInk" xmlns:wne="http://schemas.microsoft.com/office/word/2006/wordml" xmlns:wps="http://schemas.microsoft.com/office/word/2010/wordprocessingShape" mc:Ignorable="w14 w15 w16se w16cid w16 w16cex w16sdtdh w16sdtfl w16du wp14">
+  <w:p>
+    <w:pPr>
+      <w:pStyle w:val="Header"/>
+    </w:pPr>
+  </w:p>
+</w:hdr>
+</file>
+
+<file path=word/header2.xml><?xml version="1.0" encoding="utf-8"?>
+<w:hdr xmlns:wpc="http://schemas.microsoft.com/office/word/2010/wordprocessingCanvas" xmlns:cx="http://schemas.microsoft.com/office/drawing/2014/chartex" xmlns:cx1="http://schemas.microsoft.com/office/drawing/2015/9/8/chartex" xmlns:cx2="http://schemas.microsoft.com/office/drawing/2015/10/21/chartex" xmlns:cx3="http://schemas.microsoft.com/office/drawing/2016/5/9/chartex" xmlns:cx4="http://schemas.microsoft.com/office/drawing/2016/5/10/chartex" xmlns:cx5="http://schemas.microsoft.com/office/drawing/2016/5/11/chartex" xmlns:cx6="http://schemas.microsoft.com/office/drawing/2016/5/12/chartex" xmlns:cx7="http://schemas.microsoft.com/office/drawing/2016/5/13/chartex" xmlns:cx8="http://schemas.microsoft.com/office/drawing/2016/5/14/chartex" xmlns:mc="http://schemas.openxmlformats.org/markup-compatibility/2006" xmlns:aink="http://schemas.microsoft.com/office/drawing/2016/ink" xmlns:am3d="http://schemas.microsoft.com/office/drawing/2017/model3d" xmlns:o="urn:schemas-microsoft-com:office:office" xmlns:oel="http://schemas.microsoft.com/office/2019/extlst" xmlns:r="http://schemas.openxmlformats.org/officeDocument/2006/relationships" xmlns:m="http://schemas.openxmlformats.org/officeDocument/2006/math" xmlns:v="urn:schemas-microsoft-com:vml" xmlns:wp14="http://schemas.microsoft.com/office/word/2010/wordprocessingDrawing" xmlns:wp="http://schemas.openxmlformats.org/drawingml/2006/wordprocessingDrawing" xmlns:w10="urn:schemas-microsoft-com:office:word" xmlns:w="http://schemas.openxmlformats.org/wordprocessingml/2006/main" xmlns:w14="http://schemas.microsoft.com/office/word/2010/wordml" xmlns:w15="http://schemas.microsoft.com/office/word/2012/wordml" xmlns:w16cex="http://schemas.microsoft.com/office/word/2018/wordml/cex" xmlns:w16cid="http://schemas.microsoft.com/office/word/2016/wordml/cid" xmlns:w16="http://schemas.microsoft.com/office/word/2018/wordml" xmlns:w16du="http://schemas.microsoft.com/office/word/2023/wordml/word16du" xmlns:w16sdtdh="http://schemas.microsoft.com/office/word/2020/wordml/sdtdatahash" xmlns:w16sdtfl="http://schemas.microsoft.com/office/word/2024/wordml/sdtformatlock" xmlns:w16se="http://schemas.microsoft.com/office/word/2015/wordml/symex" xmlns:wpg="http://schemas.microsoft.com/office/word/2010/wordprocessingGroup" xmlns:wpi="http://schemas.microsoft.com/office/word/2010/wordprocessingInk" xmlns:wne="http://schemas.microsoft.com/office/word/2006/wordml" xmlns:wps="http://schemas.microsoft.com/office/word/2010/wordprocessingShape" mc:Ignorable="w14 w15 w16se w16cid w16 w16cex w16sdtdh w16sdtfl w16du wp14">
+  <w:sdt>
+    <w:sdtPr>
+      <w:id w:val="1186339085"/>
+      <w:docPartObj>
+        <w:docPartGallery w:val="Watermarks"/>
+        <w:docPartUnique/>
+      </w:docPartObj>
+    </w:sdtPr>
+    <w:sdtContent>
+      <w:p>
+        <w:pPr>
+          <w:pStyle w:val="Header"/>
+        </w:pPr>
+        <w:r>
+          <w:rPr>
+            <w:noProof/>
+          </w:rPr>
+          <w:pict w14:anchorId="60169FC0">
+            <v:shapetype id="_x0000_t136" coordsize="21600,21600" o:spt="136" adj="10800" path="m@7,l@8,m@5,21600l@6,21600e">
+              <v:formulas>
+                <v:f eqn="sum #0 0 10800"/>
+                <v:f eqn="prod #0 2 1"/>
+                <v:f eqn="sum 21600 0 @1"/>
+                <v:f eqn="sum 0 0 @2"/>
+                <v:f eqn="sum 21600 0 @3"/>
+                <v:f eqn="if @0 @3 0"/>
+                <v:f eqn="if @0 21600 @1"/>
+                <v:f eqn="if @0 0 @2"/>
+                <v:f eqn="if @0 @4 21600"/>
+                <v:f eqn="mid @5 @6"/>
+                <v:f eqn="mid @8 @5"/>
+                <v:f eqn="mid @7 @8"/>
+                <v:f eqn="mid @6 @7"/>
+                <v:f eqn="sum @6 0 @5"/>
+              </v:formulas>
+              <v:path textpathok="t" o:connecttype="custom" o:connectlocs="@9,0;@10,10800;@11,21600;@12,10800" o:connectangles="270,180,90,0"/>
+              <v:textpath on="t" fitshape="t"/>
+              <v:handles>
+                <v:h position="#0,bottomRight" xrange="6629,14971"/>
+              </v:handles>
+              <o:lock v:ext="edit" text="t" shapetype="t"/>
+            </v:shapetype>
+            <v:shape id="PowerPlusWaterMarkObject1658330" o:spid="_x0000_s1025" type="#_x0000_t136" style="position:absolute;margin-left:0;margin-top:0;width:523.95pt;height:112.25pt;rotation:315;z-index:-251657216;mso-position-horizontal:center;mso-position-horizontal-relative:margin;mso-position-vertical:center;mso-position-vertical-relative:margin" o:allowincell="f" fillcolor="silver" stroked="f">
+              <v:fill opacity=".5"/>
+              <v:textpath style="font-family:&quot;Calibri&quot;;font-size:1pt" string="DhruvPatel16120"/>
+              <w10:wrap anchorx="margin" anchory="margin"/>
+            </v:shape>
+          </w:pict>
+        </w:r>
+      </w:p>
+    </w:sdtContent>
+  </w:sdt>
+</w:hdr>
+</file>
+
+<file path=word/header3.xml><?xml version="1.0" encoding="utf-8"?>
+<w:hdr xmlns:wpc="http://schemas.microsoft.com/office/word/2010/wordprocessingCanvas" xmlns:cx="http://schemas.microsoft.com/office/drawing/2014/chartex" xmlns:cx1="http://schemas.microsoft.com/office/drawing/2015/9/8/chartex" xmlns:cx2="http://schemas.microsoft.com/office/drawing/2015/10/21/chartex" xmlns:cx3="http://schemas.microsoft.com/office/drawing/2016/5/9/chartex" xmlns:cx4="http://schemas.microsoft.com/office/drawing/2016/5/10/chartex" xmlns:cx5="http://schemas.microsoft.com/office/drawing/2016/5/11/chartex" xmlns:cx6="http://schemas.microsoft.com/office/drawing/2016/5/12/chartex" xmlns:cx7="http://schemas.microsoft.com/office/drawing/2016/5/13/chartex" xmlns:cx8="http://schemas.microsoft.com/office/drawing/2016/5/14/chartex" xmlns:mc="http://schemas.openxmlformats.org/markup-compatibility/2006" xmlns:aink="http://schemas.microsoft.com/office/drawing/2016/ink" xmlns:am3d="http://schemas.microsoft.com/office/drawing/2017/model3d" xmlns:o="urn:schemas-microsoft-com:office:office" xmlns:oel="http://schemas.microsoft.com/office/2019/extlst" xmlns:r="http://schemas.openxmlformats.org/officeDocument/2006/relationships" xmlns:m="http://schemas.openxmlformats.org/officeDocument/2006/math" xmlns:v="urn:schemas-microsoft-com:vml" xmlns:wp14="http://schemas.microsoft.com/office/word/2010/wordprocessingDrawing" xmlns:wp="http://schemas.openxmlformats.org/drawingml/2006/wordprocessingDrawing" xmlns:w10="urn:schemas-microsoft-com:office:word" xmlns:w="http://schemas.openxmlformats.org/wordprocessingml/2006/main" xmlns:w14="http://schemas.microsoft.com/office/word/2010/wordml" xmlns:w15="http://schemas.microsoft.com/office/word/2012/wordml" xmlns:w16cex="http://schemas.microsoft.com/office/word/2018/wordml/cex" xmlns:w16cid="http://schemas.microsoft.com/office/word/2016/wordml/cid" xmlns:w16="http://schemas.microsoft.com/office/word/2018/wordml" xmlns:w16du="http://schemas.microsoft.com/office/word/2023/wordml/word16du" xmlns:w16sdtdh="http://schemas.microsoft.com/office/word/2020/wordml/sdtdatahash" xmlns:w16sdtfl="http://schemas.microsoft.com/office/word/2024/wordml/sdtformatlock" xmlns:w16se="http://schemas.microsoft.com/office/word/2015/wordml/symex" xmlns:wpg="http://schemas.microsoft.com/office/word/2010/wordprocessingGroup" xmlns:wpi="http://schemas.microsoft.com/office/word/2010/wordprocessingInk" xmlns:wne="http://schemas.microsoft.com/office/word/2006/wordml" xmlns:wps="http://schemas.microsoft.com/office/word/2010/wordprocessingShape" mc:Ignorable="w14 w15 w16se w16cid w16 w16cex w16sdtdh w16sdtfl w16du wp14">
+  <w:p>
+    <w:pPr>
+      <w:pStyle w:val="Header"/>
+    </w:pPr>
+  </w:p>
+</w:hdr>
 </file>
 
 <file path=word/numbering.xml><?xml version="1.0" encoding="utf-8"?>
@@ -31072,6 +31241,7 @@
   <w:style w:type="character" w:default="1" w:styleId="DefaultParagraphFont">
     <w:name w:val="Default Paragraph Font"/>
     <w:uiPriority w:val="1"/>
+    <w:semiHidden/>
     <w:unhideWhenUsed/>
   </w:style>
   <w:style w:type="table" w:default="1" w:styleId="TableNormal">
@@ -31587,6 +31757,50 @@
       </w:tblBorders>
     </w:tblPr>
   </w:style>
+  <w:style w:type="paragraph" w:styleId="Header">
+    <w:name w:val="header"/>
+    <w:basedOn w:val="Normal"/>
+    <w:link w:val="HeaderChar"/>
+    <w:uiPriority w:val="99"/>
+    <w:unhideWhenUsed/>
+    <w:rsid w:val="00B26BB1"/>
+    <w:pPr>
+      <w:tabs>
+        <w:tab w:val="center" w:pos="4513"/>
+        <w:tab w:val="right" w:pos="9026"/>
+      </w:tabs>
+      <w:spacing w:after="0" w:line="240" w:lineRule="auto"/>
+    </w:pPr>
+  </w:style>
+  <w:style w:type="character" w:customStyle="1" w:styleId="HeaderChar">
+    <w:name w:val="Header Char"/>
+    <w:basedOn w:val="DefaultParagraphFont"/>
+    <w:link w:val="Header"/>
+    <w:uiPriority w:val="99"/>
+    <w:rsid w:val="00B26BB1"/>
+  </w:style>
+  <w:style w:type="paragraph" w:styleId="Footer">
+    <w:name w:val="footer"/>
+    <w:basedOn w:val="Normal"/>
+    <w:link w:val="FooterChar"/>
+    <w:uiPriority w:val="99"/>
+    <w:unhideWhenUsed/>
+    <w:rsid w:val="00B26BB1"/>
+    <w:pPr>
+      <w:tabs>
+        <w:tab w:val="center" w:pos="4513"/>
+        <w:tab w:val="right" w:pos="9026"/>
+      </w:tabs>
+      <w:spacing w:after="0" w:line="240" w:lineRule="auto"/>
+    </w:pPr>
+  </w:style>
+  <w:style w:type="character" w:customStyle="1" w:styleId="FooterChar">
+    <w:name w:val="Footer Char"/>
+    <w:basedOn w:val="DefaultParagraphFont"/>
+    <w:link w:val="Footer"/>
+    <w:uiPriority w:val="99"/>
+    <w:rsid w:val="00B26BB1"/>
+  </w:style>
 </w:styles>
 </file>
 
